--- a/gaokao-paper/out/答案与解析-第15批-函数与方程零点.docx
+++ b/gaokao-paper/out/答案与解析-第15批-函数与方程零点.docx
@@ -98,7 +98,7 @@
                 <w:i w:val="0"/>
                 <w:sz w:val="19"/>
               </w:rPr>
-              <w:t>12 题</w:t>
+              <w:t>24 题</w:t>
             </w:r>
           </w:p>
         </w:tc>
@@ -2127,6 +2127,1943 @@
           <w:color w:val="C00000"/>
           <w:sz w:val="21"/>
         </w:rPr>
+        <w:t>【答案】C</w:t>
+      </w:r>
+    </w:p>
+    <w:p>
+      <w:pPr>
+        <w:spacing w:before="0" w:after="40" w:line="336" w:lineRule="auto"/>
+        <w:ind w:left="482"/>
+      </w:pPr>
+      <w:r>
+        <w:rPr>
+          <w:rFonts w:ascii="Times New Roman" w:hAnsi="Times New Roman" w:eastAsia="宋体"/>
+          <w:b w:val="0"/>
+          <w:i w:val="0"/>
+          <w:color w:val="808080"/>
+          <w:sz w:val="18"/>
+        </w:rPr>
+        <w:t>【来源】2024高中数学热点题型归纳完整解析版.pdf · M-T-063-E1 · 第 7 题</w:t>
+      </w:r>
+    </w:p>
+    <w:p>
+      <w:pPr>
+        <w:spacing w:before="0" w:after="80" w:line="336" w:lineRule="auto"/>
+        <w:ind w:left="482"/>
+      </w:pPr>
+      <w:r>
+        <w:rPr>
+          <w:rFonts w:ascii="Times New Roman" w:hAnsi="Times New Roman" w:eastAsia="宋体"/>
+          <w:b/>
+          <w:i w:val="0"/>
+          <w:color w:val="335533"/>
+          <w:sz w:val="19"/>
+        </w:rPr>
+        <w:t>【解析】</w:t>
+      </w:r>
+      <m:oMath>
+        <m:r>
+          <m:rPr>
+            <m:rFonts m:ascii="Cambria Math" m:hAnsi="Cambria Math"/>
+            <m:sty m:val="p"/>
+            <m:sz m:val="21"/>
+            <m:szCs m:val="21"/>
+          </m:rPr>
+          <m:t>f(</m:t>
+        </m:r>
+        <m:r>
+          <m:rPr>
+            <m:rFonts m:ascii="Cambria Math" m:hAnsi="Cambria Math"/>
+            <m:i/>
+            <m:sty m:val="i"/>
+            <m:sz m:val="21"/>
+            <m:szCs m:val="21"/>
+          </m:rPr>
+          <m:t>x</m:t>
+        </m:r>
+        <m:r>
+          <m:rPr>
+            <m:rFonts m:ascii="Cambria Math" m:hAnsi="Cambria Math"/>
+            <m:sty m:val="p"/>
+            <m:sz m:val="21"/>
+            <m:szCs m:val="21"/>
+          </m:rPr>
+          <m:t>)=0⟺ [</m:t>
+        </m:r>
+        <m:r>
+          <m:rPr>
+            <m:rFonts m:ascii="Cambria Math" m:hAnsi="Cambria Math"/>
+            <m:i/>
+            <m:sty m:val="i"/>
+            <m:sz m:val="21"/>
+            <m:szCs m:val="21"/>
+          </m:rPr>
+          <m:t>x</m:t>
+        </m:r>
+        <m:r>
+          <m:rPr>
+            <m:rFonts m:ascii="Cambria Math" m:hAnsi="Cambria Math"/>
+            <m:sty m:val="p"/>
+            <m:sz m:val="21"/>
+            <m:szCs m:val="21"/>
+          </m:rPr>
+          <m:t>]=</m:t>
+        </m:r>
+        <m:r>
+          <m:rPr>
+            <m:rFonts m:ascii="Cambria Math" m:hAnsi="Cambria Math"/>
+            <m:i/>
+            <m:sty m:val="i"/>
+            <m:sz m:val="21"/>
+            <m:szCs m:val="21"/>
+          </m:rPr>
+          <m:t>kx</m:t>
+        </m:r>
+      </m:oMath>
+      <w:r>
+        <w:rPr>
+          <w:rFonts w:ascii="Times New Roman" w:hAnsi="Times New Roman" w:eastAsia="宋体"/>
+          <w:b w:val="0"/>
+          <w:i w:val="0"/>
+          <w:color w:val="335533"/>
+          <w:sz w:val="19"/>
+        </w:rPr>
+        <w:t xml:space="preserve">。作阶梯函数 </w:t>
+      </w:r>
+      <m:oMath>
+        <m:r>
+          <m:rPr>
+            <m:rFonts m:ascii="Cambria Math" m:hAnsi="Cambria Math"/>
+            <m:i/>
+            <m:sty m:val="i"/>
+            <m:sz m:val="21"/>
+            <m:szCs m:val="21"/>
+          </m:rPr>
+          <m:t>y</m:t>
+        </m:r>
+        <m:r>
+          <m:rPr>
+            <m:rFonts m:ascii="Cambria Math" m:hAnsi="Cambria Math"/>
+            <m:sty m:val="p"/>
+            <m:sz m:val="21"/>
+            <m:szCs m:val="21"/>
+          </m:rPr>
+          <m:t>=[</m:t>
+        </m:r>
+        <m:r>
+          <m:rPr>
+            <m:rFonts m:ascii="Cambria Math" m:hAnsi="Cambria Math"/>
+            <m:i/>
+            <m:sty m:val="i"/>
+            <m:sz m:val="21"/>
+            <m:szCs m:val="21"/>
+          </m:rPr>
+          <m:t>x</m:t>
+        </m:r>
+        <m:r>
+          <m:rPr>
+            <m:rFonts m:ascii="Cambria Math" m:hAnsi="Cambria Math"/>
+            <m:sty m:val="p"/>
+            <m:sz m:val="21"/>
+            <m:szCs m:val="21"/>
+          </m:rPr>
+          <m:t>]</m:t>
+        </m:r>
+      </m:oMath>
+      <w:r>
+        <w:rPr>
+          <w:rFonts w:ascii="Times New Roman" w:hAnsi="Times New Roman" w:eastAsia="宋体"/>
+          <w:b w:val="0"/>
+          <w:i w:val="0"/>
+          <w:color w:val="335533"/>
+          <w:sz w:val="19"/>
+        </w:rPr>
+        <w:t xml:space="preserve"> 与正比例函数 </w:t>
+      </w:r>
+      <m:oMath>
+        <m:r>
+          <m:rPr>
+            <m:rFonts m:ascii="Cambria Math" m:hAnsi="Cambria Math"/>
+            <m:i/>
+            <m:sty m:val="i"/>
+            <m:sz m:val="21"/>
+            <m:szCs m:val="21"/>
+          </m:rPr>
+          <m:t>y</m:t>
+        </m:r>
+        <m:r>
+          <m:rPr>
+            <m:rFonts m:ascii="Cambria Math" m:hAnsi="Cambria Math"/>
+            <m:sty m:val="p"/>
+            <m:sz m:val="21"/>
+            <m:szCs m:val="21"/>
+          </m:rPr>
+          <m:t>=</m:t>
+        </m:r>
+        <m:r>
+          <m:rPr>
+            <m:rFonts m:ascii="Cambria Math" m:hAnsi="Cambria Math"/>
+            <m:i/>
+            <m:sty m:val="i"/>
+            <m:sz m:val="21"/>
+            <m:szCs m:val="21"/>
+          </m:rPr>
+          <m:t>kx</m:t>
+        </m:r>
+      </m:oMath>
+      <w:r>
+        <w:rPr>
+          <w:rFonts w:ascii="Times New Roman" w:hAnsi="Times New Roman" w:eastAsia="宋体"/>
+          <w:b w:val="0"/>
+          <w:i w:val="0"/>
+          <w:color w:val="335533"/>
+          <w:sz w:val="19"/>
+        </w:rPr>
+        <w:t xml:space="preserve"> 的图象，使它们在 </w:t>
+      </w:r>
+      <m:oMath>
+        <m:r>
+          <m:rPr>
+            <m:rFonts m:ascii="Cambria Math" m:hAnsi="Cambria Math"/>
+            <m:sty m:val="p"/>
+            <m:sz m:val="21"/>
+            <m:szCs m:val="21"/>
+          </m:rPr>
+          <m:t>(0,+∞)</m:t>
+        </m:r>
+      </m:oMath>
+      <w:r>
+        <w:rPr>
+          <w:rFonts w:ascii="Times New Roman" w:hAnsi="Times New Roman" w:eastAsia="宋体"/>
+          <w:b w:val="0"/>
+          <w:i w:val="0"/>
+          <w:color w:val="335533"/>
+          <w:sz w:val="19"/>
+        </w:rPr>
+        <w:t xml:space="preserve"> 上恰有 </w:t>
+      </w:r>
+      <m:oMath>
+        <m:r>
+          <m:rPr>
+            <m:rFonts m:ascii="Cambria Math" m:hAnsi="Cambria Math"/>
+            <m:sty m:val="p"/>
+            <m:sz m:val="21"/>
+            <m:szCs m:val="21"/>
+          </m:rPr>
+          <m:t>3</m:t>
+        </m:r>
+      </m:oMath>
+      <w:r>
+        <w:rPr>
+          <w:rFonts w:ascii="Times New Roman" w:hAnsi="Times New Roman" w:eastAsia="宋体"/>
+          <w:b w:val="0"/>
+          <w:i w:val="0"/>
+          <w:color w:val="335533"/>
+          <w:sz w:val="19"/>
+        </w:rPr>
+        <w:t xml:space="preserve"> 个交点。</w:t>
+      </w:r>
+    </w:p>
+    <w:p>
+      <w:pPr>
+        <w:spacing w:before="120" w:after="20" w:line="336" w:lineRule="auto"/>
+        <w:ind w:left="482" w:hanging="482"/>
+      </w:pPr>
+      <w:r>
+        <w:rPr>
+          <w:rFonts w:ascii="Times New Roman" w:hAnsi="Times New Roman" w:eastAsia="宋体"/>
+          <w:b/>
+          <w:i w:val="0"/>
+          <w:color w:val="1F3864"/>
+          <w:sz w:val="21"/>
+        </w:rPr>
+        <w:t>8．</w:t>
+      </w:r>
+      <w:r>
+        <w:rPr>
+          <w:rFonts w:ascii="Times New Roman" w:hAnsi="Times New Roman" w:eastAsia="宋体"/>
+          <w:b/>
+          <w:i w:val="0"/>
+          <w:color w:val="C00000"/>
+          <w:sz w:val="21"/>
+        </w:rPr>
+        <w:t>【答案】B</w:t>
+      </w:r>
+    </w:p>
+    <w:p>
+      <w:pPr>
+        <w:spacing w:before="0" w:after="40" w:line="336" w:lineRule="auto"/>
+        <w:ind w:left="482"/>
+      </w:pPr>
+      <w:r>
+        <w:rPr>
+          <w:rFonts w:ascii="Times New Roman" w:hAnsi="Times New Roman" w:eastAsia="宋体"/>
+          <w:b w:val="0"/>
+          <w:i w:val="0"/>
+          <w:color w:val="808080"/>
+          <w:sz w:val="18"/>
+        </w:rPr>
+        <w:t>【来源】2024高中数学热点题型归纳完整解析版.pdf · M-T-063-V1 · 第 8 题</w:t>
+      </w:r>
+    </w:p>
+    <w:p>
+      <w:pPr>
+        <w:spacing w:before="0" w:after="80" w:line="336" w:lineRule="auto"/>
+        <w:ind w:left="482"/>
+      </w:pPr>
+      <w:r>
+        <w:rPr>
+          <w:rFonts w:ascii="Times New Roman" w:hAnsi="Times New Roman" w:eastAsia="宋体"/>
+          <w:b/>
+          <w:i w:val="0"/>
+          <w:color w:val="335533"/>
+          <w:sz w:val="19"/>
+        </w:rPr>
+        <w:t>【解析】</w:t>
+      </w:r>
+      <m:oMath>
+        <m:r>
+          <m:rPr>
+            <m:rFonts m:ascii="Cambria Math" m:hAnsi="Cambria Math"/>
+            <m:i/>
+            <m:sty m:val="i"/>
+            <m:sz m:val="21"/>
+            <m:szCs m:val="21"/>
+          </m:rPr>
+          <m:t>f</m:t>
+        </m:r>
+      </m:oMath>
+      <w:r>
+        <w:rPr>
+          <w:rFonts w:ascii="Times New Roman" w:hAnsi="Times New Roman" w:eastAsia="宋体"/>
+          <w:b w:val="0"/>
+          <w:i w:val="0"/>
+          <w:color w:val="335533"/>
+          <w:sz w:val="19"/>
+        </w:rPr>
+        <w:t xml:space="preserve"> 在 </w:t>
+      </w:r>
+      <m:oMath>
+        <m:r>
+          <m:rPr>
+            <m:rFonts m:ascii="Cambria Math" m:hAnsi="Cambria Math"/>
+            <m:sty m:val="p"/>
+            <m:sz m:val="21"/>
+            <m:szCs m:val="21"/>
+          </m:rPr>
+          <m:t>(0,+∞)</m:t>
+        </m:r>
+      </m:oMath>
+      <w:r>
+        <w:rPr>
+          <w:rFonts w:ascii="Times New Roman" w:hAnsi="Times New Roman" w:eastAsia="宋体"/>
+          <w:b w:val="0"/>
+          <w:i w:val="0"/>
+          <w:color w:val="335533"/>
+          <w:sz w:val="19"/>
+        </w:rPr>
+        <w:t xml:space="preserve"> 上单调递增，用零点存在性定理把 </w:t>
+      </w:r>
+      <m:oMath>
+        <m:sSub>
+          <m:e>
+            <m:r>
+              <m:rPr>
+                <m:rFonts m:ascii="Cambria Math" m:hAnsi="Cambria Math"/>
+                <m:i/>
+                <m:sty m:val="i"/>
+                <m:sz m:val="21"/>
+                <m:szCs m:val="21"/>
+              </m:rPr>
+              <m:t>x</m:t>
+            </m:r>
+          </m:e>
+          <m:sub>
+            <m:r>
+              <m:rPr>
+                <m:rFonts m:ascii="Cambria Math" m:hAnsi="Cambria Math"/>
+                <m:sty m:val="p"/>
+                <m:sz m:val="21"/>
+                <m:szCs m:val="21"/>
+              </m:rPr>
+              <m:t>0</m:t>
+            </m:r>
+          </m:sub>
+        </m:sSub>
+      </m:oMath>
+      <w:r>
+        <w:rPr>
+          <w:rFonts w:ascii="Times New Roman" w:hAnsi="Times New Roman" w:eastAsia="宋体"/>
+          <w:b w:val="0"/>
+          <w:i w:val="0"/>
+          <w:color w:val="335533"/>
+          <w:sz w:val="19"/>
+        </w:rPr>
+        <w:t xml:space="preserve"> 夹在两个整数之间。</w:t>
+      </w:r>
+    </w:p>
+    <w:p>
+      <w:pPr>
+        <w:spacing w:before="120" w:after="20" w:line="336" w:lineRule="auto"/>
+        <w:ind w:left="482" w:hanging="482"/>
+      </w:pPr>
+      <w:r>
+        <w:rPr>
+          <w:rFonts w:ascii="Times New Roman" w:hAnsi="Times New Roman" w:eastAsia="宋体"/>
+          <w:b/>
+          <w:i w:val="0"/>
+          <w:color w:val="1F3864"/>
+          <w:sz w:val="21"/>
+        </w:rPr>
+        <w:t>9．</w:t>
+      </w:r>
+      <w:r>
+        <w:rPr>
+          <w:rFonts w:ascii="Times New Roman" w:hAnsi="Times New Roman" w:eastAsia="宋体"/>
+          <w:b/>
+          <w:i w:val="0"/>
+          <w:color w:val="C00000"/>
+          <w:sz w:val="21"/>
+        </w:rPr>
+        <w:t>【答案】A</w:t>
+      </w:r>
+    </w:p>
+    <w:p>
+      <w:pPr>
+        <w:spacing w:before="0" w:after="40" w:line="336" w:lineRule="auto"/>
+        <w:ind w:left="482"/>
+      </w:pPr>
+      <w:r>
+        <w:rPr>
+          <w:rFonts w:ascii="Times New Roman" w:hAnsi="Times New Roman" w:eastAsia="宋体"/>
+          <w:b w:val="0"/>
+          <w:i w:val="0"/>
+          <w:color w:val="808080"/>
+          <w:sz w:val="18"/>
+        </w:rPr>
+        <w:t>【来源】2024高中数学热点题型归纳完整解析版.pdf · M-T-063-V2 · 第 9 题</w:t>
+      </w:r>
+    </w:p>
+    <w:p>
+      <w:pPr>
+        <w:spacing w:before="0" w:after="80" w:line="336" w:lineRule="auto"/>
+        <w:ind w:left="482"/>
+      </w:pPr>
+      <w:r>
+        <w:rPr>
+          <w:rFonts w:ascii="Times New Roman" w:hAnsi="Times New Roman" w:eastAsia="宋体"/>
+          <w:b/>
+          <w:i w:val="0"/>
+          <w:color w:val="335533"/>
+          <w:sz w:val="19"/>
+        </w:rPr>
+        <w:t>【解析】</w:t>
+      </w:r>
+      <w:r>
+        <w:rPr>
+          <w:rFonts w:ascii="Times New Roman" w:hAnsi="Times New Roman" w:eastAsia="宋体"/>
+          <w:b w:val="0"/>
+          <w:i w:val="0"/>
+          <w:color w:val="335533"/>
+          <w:sz w:val="19"/>
+        </w:rPr>
+        <w:t xml:space="preserve">化为 </w:t>
+      </w:r>
+      <m:oMath>
+        <m:r>
+          <m:rPr>
+            <m:rFonts m:ascii="Cambria Math" m:hAnsi="Cambria Math"/>
+            <m:sty m:val="p"/>
+            <m:sz m:val="21"/>
+            <m:szCs m:val="21"/>
+          </m:rPr>
+          <m:t>2{</m:t>
+        </m:r>
+        <m:r>
+          <m:rPr>
+            <m:rFonts m:ascii="Cambria Math" m:hAnsi="Cambria Math"/>
+            <m:i/>
+            <m:sty m:val="i"/>
+            <m:sz m:val="21"/>
+            <m:szCs m:val="21"/>
+          </m:rPr>
+          <m:t>x</m:t>
+        </m:r>
+        <m:r>
+          <m:rPr>
+            <m:rFonts m:ascii="Cambria Math" m:hAnsi="Cambria Math"/>
+            <m:sty m:val="p"/>
+            <m:sz m:val="21"/>
+            <m:szCs m:val="21"/>
+          </m:rPr>
+          <m:t>}=1+\</m:t>
+        </m:r>
+        <m:r>
+          <m:rPr>
+            <m:rFonts m:ascii="Cambria Math" m:hAnsi="Cambria Math"/>
+            <m:i/>
+            <m:sty m:val="i"/>
+            <m:sz m:val="21"/>
+            <m:szCs m:val="21"/>
+          </m:rPr>
+          <m:t>frac</m:t>
+        </m:r>
+        <m:r>
+          <m:rPr>
+            <m:rFonts m:ascii="Cambria Math" m:hAnsi="Cambria Math"/>
+            <m:sty m:val="p"/>
+            <m:sz m:val="21"/>
+            <m:szCs m:val="21"/>
+          </m:rPr>
+          <m:t>1</m:t>
+        </m:r>
+        <m:r>
+          <m:rPr>
+            <m:rFonts m:ascii="Cambria Math" m:hAnsi="Cambria Math"/>
+            <m:i/>
+            <m:sty m:val="i"/>
+            <m:sz m:val="21"/>
+            <m:szCs m:val="21"/>
+          </m:rPr>
+          <m:t>x</m:t>
+        </m:r>
+      </m:oMath>
+      <w:r>
+        <w:rPr>
+          <w:rFonts w:ascii="Times New Roman" w:hAnsi="Times New Roman" w:eastAsia="宋体"/>
+          <w:b w:val="0"/>
+          <w:i w:val="0"/>
+          <w:color w:val="335533"/>
+          <w:sz w:val="19"/>
+        </w:rPr>
+        <w:t>；</w:t>
+      </w:r>
+      <m:oMath>
+        <m:r>
+          <m:rPr>
+            <m:rFonts m:ascii="Cambria Math" m:hAnsi="Cambria Math"/>
+            <m:i/>
+            <m:sty m:val="i"/>
+            <m:sz m:val="21"/>
+            <m:szCs m:val="21"/>
+          </m:rPr>
+          <m:t>y</m:t>
+        </m:r>
+        <m:r>
+          <m:rPr>
+            <m:rFonts m:ascii="Cambria Math" m:hAnsi="Cambria Math"/>
+            <m:sty m:val="p"/>
+            <m:sz m:val="21"/>
+            <m:szCs m:val="21"/>
+          </m:rPr>
+          <m:t>=2{</m:t>
+        </m:r>
+        <m:r>
+          <m:rPr>
+            <m:rFonts m:ascii="Cambria Math" m:hAnsi="Cambria Math"/>
+            <m:i/>
+            <m:sty m:val="i"/>
+            <m:sz m:val="21"/>
+            <m:szCs m:val="21"/>
+          </m:rPr>
+          <m:t>x</m:t>
+        </m:r>
+        <m:r>
+          <m:rPr>
+            <m:rFonts m:ascii="Cambria Math" m:hAnsi="Cambria Math"/>
+            <m:sty m:val="p"/>
+            <m:sz m:val="21"/>
+            <m:szCs m:val="21"/>
+          </m:rPr>
+          <m:t>}</m:t>
+        </m:r>
+      </m:oMath>
+      <w:r>
+        <w:rPr>
+          <w:rFonts w:ascii="Times New Roman" w:hAnsi="Times New Roman" w:eastAsia="宋体"/>
+          <w:b w:val="0"/>
+          <w:i w:val="0"/>
+          <w:color w:val="335533"/>
+          <w:sz w:val="19"/>
+        </w:rPr>
+        <w:t xml:space="preserve"> 与 </w:t>
+      </w:r>
+      <m:oMath>
+        <m:r>
+          <m:rPr>
+            <m:rFonts m:ascii="Cambria Math" m:hAnsi="Cambria Math"/>
+            <m:i/>
+            <m:sty m:val="i"/>
+            <m:sz m:val="21"/>
+            <m:szCs m:val="21"/>
+          </m:rPr>
+          <m:t>y</m:t>
+        </m:r>
+        <m:r>
+          <m:rPr>
+            <m:rFonts m:ascii="Cambria Math" m:hAnsi="Cambria Math"/>
+            <m:sty m:val="p"/>
+            <m:sz m:val="21"/>
+            <m:szCs m:val="21"/>
+          </m:rPr>
+          <m:t>=1+\</m:t>
+        </m:r>
+        <m:r>
+          <m:rPr>
+            <m:rFonts m:ascii="Cambria Math" m:hAnsi="Cambria Math"/>
+            <m:i/>
+            <m:sty m:val="i"/>
+            <m:sz m:val="21"/>
+            <m:szCs m:val="21"/>
+          </m:rPr>
+          <m:t>frac</m:t>
+        </m:r>
+        <m:r>
+          <m:rPr>
+            <m:rFonts m:ascii="Cambria Math" m:hAnsi="Cambria Math"/>
+            <m:sty m:val="p"/>
+            <m:sz m:val="21"/>
+            <m:szCs m:val="21"/>
+          </m:rPr>
+          <m:t>1</m:t>
+        </m:r>
+        <m:r>
+          <m:rPr>
+            <m:rFonts m:ascii="Cambria Math" m:hAnsi="Cambria Math"/>
+            <m:i/>
+            <m:sty m:val="i"/>
+            <m:sz m:val="21"/>
+            <m:szCs m:val="21"/>
+          </m:rPr>
+          <m:t>x</m:t>
+        </m:r>
+      </m:oMath>
+      <w:r>
+        <w:rPr>
+          <w:rFonts w:ascii="Times New Roman" w:hAnsi="Times New Roman" w:eastAsia="宋体"/>
+          <w:b w:val="0"/>
+          <w:i w:val="0"/>
+          <w:color w:val="335533"/>
+          <w:sz w:val="19"/>
+        </w:rPr>
+        <w:t xml:space="preserve"> 的图象（除整数点的跳跃外）都关于点 </w:t>
+      </w:r>
+      <m:oMath>
+        <m:r>
+          <m:rPr>
+            <m:rFonts m:ascii="Cambria Math" m:hAnsi="Cambria Math"/>
+            <m:sty m:val="p"/>
+            <m:sz m:val="21"/>
+            <m:szCs m:val="21"/>
+          </m:rPr>
+          <m:t>(0,1)</m:t>
+        </m:r>
+      </m:oMath>
+      <w:r>
+        <w:rPr>
+          <w:rFonts w:ascii="Times New Roman" w:hAnsi="Times New Roman" w:eastAsia="宋体"/>
+          <w:b w:val="0"/>
+          <w:i w:val="0"/>
+          <w:color w:val="335533"/>
+          <w:sz w:val="19"/>
+        </w:rPr>
+        <w:t xml:space="preserve"> 中心对称，交点成对关于 </w:t>
+      </w:r>
+      <m:oMath>
+        <m:r>
+          <m:rPr>
+            <m:rFonts m:ascii="Cambria Math" m:hAnsi="Cambria Math"/>
+            <m:i/>
+            <m:sty m:val="i"/>
+            <m:sz m:val="21"/>
+            <m:szCs m:val="21"/>
+          </m:rPr>
+          <m:t>y</m:t>
+        </m:r>
+      </m:oMath>
+      <w:r>
+        <w:rPr>
+          <w:rFonts w:ascii="Times New Roman" w:hAnsi="Times New Roman" w:eastAsia="宋体"/>
+          <w:b w:val="0"/>
+          <w:i w:val="0"/>
+          <w:color w:val="335533"/>
+          <w:sz w:val="19"/>
+        </w:rPr>
+        <w:t xml:space="preserve"> 轴配对称，再加上未被配对的 </w:t>
+      </w:r>
+      <m:oMath>
+        <m:r>
+          <m:rPr>
+            <m:rFonts m:ascii="Cambria Math" m:hAnsi="Cambria Math"/>
+            <m:i/>
+            <m:sty m:val="i"/>
+            <m:sz m:val="21"/>
+            <m:szCs m:val="21"/>
+          </m:rPr>
+          <m:t>x</m:t>
+        </m:r>
+        <m:r>
+          <m:rPr>
+            <m:rFonts m:ascii="Cambria Math" m:hAnsi="Cambria Math"/>
+            <m:sty m:val="p"/>
+            <m:sz m:val="21"/>
+            <m:szCs m:val="21"/>
+          </m:rPr>
+          <m:t>=-1</m:t>
+        </m:r>
+      </m:oMath>
+      <w:r>
+        <w:rPr>
+          <w:rFonts w:ascii="Times New Roman" w:hAnsi="Times New Roman" w:eastAsia="宋体"/>
+          <w:b w:val="0"/>
+          <w:i w:val="0"/>
+          <w:color w:val="335533"/>
+          <w:sz w:val="19"/>
+        </w:rPr>
+        <w:t>。</w:t>
+      </w:r>
+    </w:p>
+    <w:p>
+      <w:pPr>
+        <w:spacing w:before="120" w:after="20" w:line="336" w:lineRule="auto"/>
+        <w:ind w:left="482" w:hanging="482"/>
+      </w:pPr>
+      <w:r>
+        <w:rPr>
+          <w:rFonts w:ascii="Times New Roman" w:hAnsi="Times New Roman" w:eastAsia="宋体"/>
+          <w:b/>
+          <w:i w:val="0"/>
+          <w:color w:val="1F3864"/>
+          <w:sz w:val="21"/>
+        </w:rPr>
+        <w:t>10．</w:t>
+      </w:r>
+      <w:r>
+        <w:rPr>
+          <w:rFonts w:ascii="Times New Roman" w:hAnsi="Times New Roman" w:eastAsia="宋体"/>
+          <w:b/>
+          <w:i w:val="0"/>
+          <w:color w:val="C00000"/>
+          <w:sz w:val="21"/>
+        </w:rPr>
+        <w:t>【答案】B</w:t>
+      </w:r>
+    </w:p>
+    <w:p>
+      <w:pPr>
+        <w:spacing w:before="0" w:after="40" w:line="336" w:lineRule="auto"/>
+        <w:ind w:left="482"/>
+      </w:pPr>
+      <w:r>
+        <w:rPr>
+          <w:rFonts w:ascii="Times New Roman" w:hAnsi="Times New Roman" w:eastAsia="宋体"/>
+          <w:b w:val="0"/>
+          <w:i w:val="0"/>
+          <w:color w:val="808080"/>
+          <w:sz w:val="18"/>
+        </w:rPr>
+        <w:t>【来源】2024高中数学热点题型归纳完整解析版.pdf · M-T-063-V3 · 第 10 题</w:t>
+      </w:r>
+    </w:p>
+    <w:p>
+      <w:pPr>
+        <w:spacing w:before="0" w:after="80" w:line="336" w:lineRule="auto"/>
+        <w:ind w:left="482"/>
+      </w:pPr>
+      <w:r>
+        <w:rPr>
+          <w:rFonts w:ascii="Times New Roman" w:hAnsi="Times New Roman" w:eastAsia="宋体"/>
+          <w:b/>
+          <w:i w:val="0"/>
+          <w:color w:val="335533"/>
+          <w:sz w:val="19"/>
+        </w:rPr>
+        <w:t>【解析】</w:t>
+      </w:r>
+      <w:r>
+        <w:rPr>
+          <w:rFonts w:ascii="Times New Roman" w:hAnsi="Times New Roman" w:eastAsia="宋体"/>
+          <w:b w:val="0"/>
+          <w:i w:val="0"/>
+          <w:color w:val="335533"/>
+          <w:sz w:val="19"/>
+        </w:rPr>
+        <w:t xml:space="preserve">先判 </w:t>
+      </w:r>
+      <m:oMath>
+        <m:r>
+          <m:rPr>
+            <m:rFonts m:ascii="Cambria Math" m:hAnsi="Cambria Math"/>
+            <m:i/>
+            <m:sty m:val="i"/>
+            <m:sz m:val="21"/>
+            <m:szCs m:val="21"/>
+          </m:rPr>
+          <m:t>g</m:t>
+        </m:r>
+      </m:oMath>
+      <w:r>
+        <w:rPr>
+          <w:rFonts w:ascii="Times New Roman" w:hAnsi="Times New Roman" w:eastAsia="宋体"/>
+          <w:b w:val="0"/>
+          <w:i w:val="0"/>
+          <w:color w:val="335533"/>
+          <w:sz w:val="19"/>
+        </w:rPr>
+        <w:t xml:space="preserve"> 单调，用零点存在性定理得 </w:t>
+      </w:r>
+      <m:oMath>
+        <m:sSub>
+          <m:e>
+            <m:r>
+              <m:rPr>
+                <m:rFonts m:ascii="Cambria Math" m:hAnsi="Cambria Math"/>
+                <m:i/>
+                <m:sty m:val="i"/>
+                <m:sz m:val="21"/>
+                <m:szCs m:val="21"/>
+              </m:rPr>
+              <m:t>x</m:t>
+            </m:r>
+          </m:e>
+          <m:sub>
+            <m:r>
+              <m:rPr>
+                <m:rFonts m:ascii="Cambria Math" m:hAnsi="Cambria Math"/>
+                <m:sty m:val="p"/>
+                <m:sz m:val="21"/>
+                <m:szCs m:val="21"/>
+              </m:rPr>
+              <m:t>0</m:t>
+            </m:r>
+          </m:sub>
+        </m:sSub>
+        <m:r>
+          <m:rPr>
+            <m:rFonts m:ascii="Cambria Math" m:hAnsi="Cambria Math"/>
+            <m:sty m:val="p"/>
+            <m:sz m:val="21"/>
+            <m:szCs m:val="21"/>
+          </m:rPr>
+          <m:t>∈(0,1)</m:t>
+        </m:r>
+      </m:oMath>
+      <w:r>
+        <w:rPr>
+          <w:rFonts w:ascii="Times New Roman" w:hAnsi="Times New Roman" w:eastAsia="宋体"/>
+          <w:b w:val="0"/>
+          <w:i w:val="0"/>
+          <w:color w:val="335533"/>
+          <w:sz w:val="19"/>
+        </w:rPr>
+        <w:t xml:space="preserve">，于是 </w:t>
+      </w:r>
+      <m:oMath>
+        <m:r>
+          <m:rPr>
+            <m:rFonts m:ascii="Cambria Math" m:hAnsi="Cambria Math"/>
+            <m:sty m:val="p"/>
+            <m:sz m:val="21"/>
+            <m:szCs m:val="21"/>
+          </m:rPr>
+          <m:t>[</m:t>
+        </m:r>
+        <m:sSub>
+          <m:e>
+            <m:r>
+              <m:rPr>
+                <m:rFonts m:ascii="Cambria Math" m:hAnsi="Cambria Math"/>
+                <m:i/>
+                <m:sty m:val="i"/>
+                <m:sz m:val="21"/>
+                <m:szCs m:val="21"/>
+              </m:rPr>
+              <m:t>x</m:t>
+            </m:r>
+          </m:e>
+          <m:sub>
+            <m:r>
+              <m:rPr>
+                <m:rFonts m:ascii="Cambria Math" m:hAnsi="Cambria Math"/>
+                <m:sty m:val="p"/>
+                <m:sz m:val="21"/>
+                <m:szCs m:val="21"/>
+              </m:rPr>
+              <m:t>0</m:t>
+            </m:r>
+          </m:sub>
+        </m:sSub>
+        <m:r>
+          <m:rPr>
+            <m:rFonts m:ascii="Cambria Math" m:hAnsi="Cambria Math"/>
+            <m:sty m:val="p"/>
+            <m:sz m:val="21"/>
+            <m:szCs m:val="21"/>
+          </m:rPr>
+          <m:t>]=0</m:t>
+        </m:r>
+      </m:oMath>
+      <w:r>
+        <w:rPr>
+          <w:rFonts w:ascii="Times New Roman" w:hAnsi="Times New Roman" w:eastAsia="宋体"/>
+          <w:b w:val="0"/>
+          <w:i w:val="0"/>
+          <w:color w:val="335533"/>
+          <w:sz w:val="19"/>
+        </w:rPr>
+        <w:t xml:space="preserve">，再算 </w:t>
+      </w:r>
+      <m:oMath>
+        <m:r>
+          <m:rPr>
+            <m:rFonts m:ascii="Cambria Math" m:hAnsi="Cambria Math"/>
+            <m:sty m:val="p"/>
+            <m:sz m:val="21"/>
+            <m:szCs m:val="21"/>
+          </m:rPr>
+          <m:t>g(0)</m:t>
+        </m:r>
+      </m:oMath>
+      <w:r>
+        <w:rPr>
+          <w:rFonts w:ascii="Times New Roman" w:hAnsi="Times New Roman" w:eastAsia="宋体"/>
+          <w:b w:val="0"/>
+          <w:i w:val="0"/>
+          <w:color w:val="335533"/>
+          <w:sz w:val="19"/>
+        </w:rPr>
+        <w:t>。</w:t>
+      </w:r>
+    </w:p>
+    <w:p>
+      <w:pPr>
+        <w:spacing w:before="120" w:after="20" w:line="336" w:lineRule="auto"/>
+        <w:ind w:left="482" w:hanging="482"/>
+      </w:pPr>
+      <w:r>
+        <w:rPr>
+          <w:rFonts w:ascii="Times New Roman" w:hAnsi="Times New Roman" w:eastAsia="宋体"/>
+          <w:b/>
+          <w:i w:val="0"/>
+          <w:color w:val="1F3864"/>
+          <w:sz w:val="21"/>
+        </w:rPr>
+        <w:t>11．</w:t>
+      </w:r>
+      <w:r>
+        <w:rPr>
+          <w:rFonts w:ascii="Times New Roman" w:hAnsi="Times New Roman" w:eastAsia="宋体"/>
+          <w:b/>
+          <w:i w:val="0"/>
+          <w:color w:val="C00000"/>
+          <w:sz w:val="21"/>
+        </w:rPr>
+        <w:t>【答案】A</w:t>
+      </w:r>
+    </w:p>
+    <w:p>
+      <w:pPr>
+        <w:spacing w:before="0" w:after="40" w:line="336" w:lineRule="auto"/>
+        <w:ind w:left="482"/>
+      </w:pPr>
+      <w:r>
+        <w:rPr>
+          <w:rFonts w:ascii="Times New Roman" w:hAnsi="Times New Roman" w:eastAsia="宋体"/>
+          <w:b w:val="0"/>
+          <w:i w:val="0"/>
+          <w:color w:val="808080"/>
+          <w:sz w:val="18"/>
+        </w:rPr>
+        <w:t>【来源】2024高中数学热点题型归纳完整解析版.pdf · M-T-064-E1 · 第 11 题</w:t>
+      </w:r>
+    </w:p>
+    <w:p>
+      <w:pPr>
+        <w:spacing w:before="0" w:after="80" w:line="336" w:lineRule="auto"/>
+        <w:ind w:left="482"/>
+      </w:pPr>
+      <w:r>
+        <w:rPr>
+          <w:rFonts w:ascii="Times New Roman" w:hAnsi="Times New Roman" w:eastAsia="宋体"/>
+          <w:b/>
+          <w:i w:val="0"/>
+          <w:color w:val="335533"/>
+          <w:sz w:val="19"/>
+        </w:rPr>
+        <w:t>【解析】</w:t>
+      </w:r>
+      <w:r>
+        <w:rPr>
+          <w:rFonts w:ascii="Times New Roman" w:hAnsi="Times New Roman" w:eastAsia="宋体"/>
+          <w:b w:val="0"/>
+          <w:i w:val="0"/>
+          <w:color w:val="335533"/>
+          <w:sz w:val="19"/>
+        </w:rPr>
+        <w:t xml:space="preserve">二次式最多 </w:t>
+      </w:r>
+      <m:oMath>
+        <m:r>
+          <m:rPr>
+            <m:rFonts m:ascii="Cambria Math" m:hAnsi="Cambria Math"/>
+            <m:sty m:val="p"/>
+            <m:sz m:val="21"/>
+            <m:szCs m:val="21"/>
+          </m:rPr>
+          <m:t>2</m:t>
+        </m:r>
+      </m:oMath>
+      <w:r>
+        <w:rPr>
+          <w:rFonts w:ascii="Times New Roman" w:hAnsi="Times New Roman" w:eastAsia="宋体"/>
+          <w:b w:val="0"/>
+          <w:i w:val="0"/>
+          <w:color w:val="335533"/>
+          <w:sz w:val="19"/>
+        </w:rPr>
+        <w:t xml:space="preserve"> 个根，故三角部分至少要 </w:t>
+      </w:r>
+      <m:oMath>
+        <m:r>
+          <m:rPr>
+            <m:rFonts m:ascii="Cambria Math" m:hAnsi="Cambria Math"/>
+            <m:sty m:val="p"/>
+            <m:sz m:val="21"/>
+            <m:szCs m:val="21"/>
+          </m:rPr>
+          <m:t>4</m:t>
+        </m:r>
+      </m:oMath>
+      <w:r>
+        <w:rPr>
+          <w:rFonts w:ascii="Times New Roman" w:hAnsi="Times New Roman" w:eastAsia="宋体"/>
+          <w:b w:val="0"/>
+          <w:i w:val="0"/>
+          <w:color w:val="335533"/>
+          <w:sz w:val="19"/>
+        </w:rPr>
+        <w:t xml:space="preserve"> 个根；分别数出 </w:t>
+      </w:r>
+      <m:oMath>
+        <m:r>
+          <m:rPr>
+            <m:rFonts m:ascii="Cambria Math" m:hAnsi="Cambria Math"/>
+            <m:sty m:val="p"/>
+            <m:sz m:val="21"/>
+            <m:szCs m:val="21"/>
+          </m:rPr>
+          <m:t>cos</m:t>
+        </m:r>
+      </m:oMath>
+      <w:r>
+        <w:rPr>
+          <w:rFonts w:ascii="Times New Roman" w:hAnsi="Times New Roman" w:eastAsia="宋体"/>
+          <w:b w:val="0"/>
+          <w:i w:val="0"/>
+          <w:color w:val="335533"/>
+          <w:sz w:val="19"/>
+        </w:rPr>
+        <w:t xml:space="preserve"> 部分在 </w:t>
+      </w:r>
+      <m:oMath>
+        <m:r>
+          <m:rPr>
+            <m:rFonts m:ascii="Cambria Math" m:hAnsi="Cambria Math"/>
+            <m:i/>
+            <m:sty m:val="i"/>
+            <m:sz m:val="21"/>
+            <m:szCs m:val="21"/>
+          </m:rPr>
+          <m:t>x</m:t>
+        </m:r>
+        <m:r>
+          <m:rPr>
+            <m:rFonts m:ascii="Cambria Math" m:hAnsi="Cambria Math"/>
+            <m:sty m:val="p"/>
+            <m:sz m:val="21"/>
+            <m:szCs m:val="21"/>
+          </m:rPr>
+          <m:t>∈(0,</m:t>
+        </m:r>
+        <m:r>
+          <m:rPr>
+            <m:rFonts m:ascii="Cambria Math" m:hAnsi="Cambria Math"/>
+            <m:i/>
+            <m:sty m:val="i"/>
+            <m:sz m:val="21"/>
+            <m:szCs m:val="21"/>
+          </m:rPr>
+          <m:t>a</m:t>
+        </m:r>
+        <m:r>
+          <m:rPr>
+            <m:rFonts m:ascii="Cambria Math" m:hAnsi="Cambria Math"/>
+            <m:sty m:val="p"/>
+            <m:sz m:val="21"/>
+            <m:szCs m:val="21"/>
+          </m:rPr>
+          <m:t>)</m:t>
+        </m:r>
+      </m:oMath>
+      <w:r>
+        <w:rPr>
+          <w:rFonts w:ascii="Times New Roman" w:hAnsi="Times New Roman" w:eastAsia="宋体"/>
+          <w:b w:val="0"/>
+          <w:i w:val="0"/>
+          <w:color w:val="335533"/>
+          <w:sz w:val="19"/>
+        </w:rPr>
+        <w:t xml:space="preserve"> 上的零点个数（随 </w:t>
+      </w:r>
+      <m:oMath>
+        <m:r>
+          <m:rPr>
+            <m:rFonts m:ascii="Cambria Math" m:hAnsi="Cambria Math"/>
+            <m:i/>
+            <m:sty m:val="i"/>
+            <m:sz m:val="21"/>
+            <m:szCs m:val="21"/>
+          </m:rPr>
+          <m:t>a</m:t>
+        </m:r>
+      </m:oMath>
+      <w:r>
+        <w:rPr>
+          <w:rFonts w:ascii="Times New Roman" w:hAnsi="Times New Roman" w:eastAsia="宋体"/>
+          <w:b w:val="0"/>
+          <w:i w:val="0"/>
+          <w:color w:val="335533"/>
+          <w:sz w:val="19"/>
+        </w:rPr>
+        <w:t xml:space="preserve"> 分段），与二次式在 </w:t>
+      </w:r>
+      <m:oMath>
+        <m:r>
+          <m:rPr>
+            <m:rFonts m:ascii="Cambria Math" m:hAnsi="Cambria Math"/>
+            <m:i/>
+            <m:sty m:val="i"/>
+            <m:sz m:val="21"/>
+            <m:szCs m:val="21"/>
+          </m:rPr>
+          <m:t>xgeqslanta</m:t>
+        </m:r>
+      </m:oMath>
+      <w:r>
+        <w:rPr>
+          <w:rFonts w:ascii="Times New Roman" w:hAnsi="Times New Roman" w:eastAsia="宋体"/>
+          <w:b w:val="0"/>
+          <w:i w:val="0"/>
+          <w:color w:val="335533"/>
+          <w:sz w:val="19"/>
+        </w:rPr>
+        <w:t xml:space="preserve"> 上的零点个数（随 </w:t>
+      </w:r>
+      <m:oMath>
+        <m:r>
+          <m:rPr>
+            <m:rFonts m:ascii="Cambria Math" m:hAnsi="Cambria Math"/>
+            <m:i/>
+            <m:sty m:val="i"/>
+            <m:sz m:val="21"/>
+            <m:szCs m:val="21"/>
+          </m:rPr>
+          <m:t>Δ</m:t>
+        </m:r>
+      </m:oMath>
+      <w:r>
+        <w:rPr>
+          <w:rFonts w:ascii="Times New Roman" w:hAnsi="Times New Roman" w:eastAsia="宋体"/>
+          <w:b w:val="0"/>
+          <w:i w:val="0"/>
+          <w:color w:val="335533"/>
+          <w:sz w:val="19"/>
+        </w:rPr>
+        <w:t xml:space="preserve"> 分段），凑出总数 </w:t>
+      </w:r>
+      <m:oMath>
+        <m:r>
+          <m:rPr>
+            <m:rFonts m:ascii="Cambria Math" m:hAnsi="Cambria Math"/>
+            <m:sty m:val="p"/>
+            <m:sz m:val="21"/>
+            <m:szCs m:val="21"/>
+          </m:rPr>
+          <m:t>6</m:t>
+        </m:r>
+      </m:oMath>
+      <w:r>
+        <w:rPr>
+          <w:rFonts w:ascii="Times New Roman" w:hAnsi="Times New Roman" w:eastAsia="宋体"/>
+          <w:b w:val="0"/>
+          <w:i w:val="0"/>
+          <w:color w:val="335533"/>
+          <w:sz w:val="19"/>
+        </w:rPr>
+        <w:t>。</w:t>
+      </w:r>
+    </w:p>
+    <w:p>
+      <w:pPr>
+        <w:spacing w:before="120" w:after="20" w:line="336" w:lineRule="auto"/>
+        <w:ind w:left="482" w:hanging="482"/>
+      </w:pPr>
+      <w:r>
+        <w:rPr>
+          <w:rFonts w:ascii="Times New Roman" w:hAnsi="Times New Roman" w:eastAsia="宋体"/>
+          <w:b/>
+          <w:i w:val="0"/>
+          <w:color w:val="1F3864"/>
+          <w:sz w:val="21"/>
+        </w:rPr>
+        <w:t>12．</w:t>
+      </w:r>
+      <w:r>
+        <w:rPr>
+          <w:rFonts w:ascii="Times New Roman" w:hAnsi="Times New Roman" w:eastAsia="宋体"/>
+          <w:b/>
+          <w:i w:val="0"/>
+          <w:color w:val="C00000"/>
+          <w:sz w:val="21"/>
+        </w:rPr>
+        <w:t>【答案】A</w:t>
+      </w:r>
+    </w:p>
+    <w:p>
+      <w:pPr>
+        <w:spacing w:before="0" w:after="40" w:line="336" w:lineRule="auto"/>
+        <w:ind w:left="482"/>
+      </w:pPr>
+      <w:r>
+        <w:rPr>
+          <w:rFonts w:ascii="Times New Roman" w:hAnsi="Times New Roman" w:eastAsia="宋体"/>
+          <w:b w:val="0"/>
+          <w:i w:val="0"/>
+          <w:color w:val="808080"/>
+          <w:sz w:val="18"/>
+        </w:rPr>
+        <w:t>【来源】2024高中数学热点题型归纳完整解析版.pdf · M-T-064-V1 · 第 12 题</w:t>
+      </w:r>
+    </w:p>
+    <w:p>
+      <w:pPr>
+        <w:spacing w:before="0" w:after="80" w:line="336" w:lineRule="auto"/>
+        <w:ind w:left="482"/>
+      </w:pPr>
+      <w:r>
+        <w:rPr>
+          <w:rFonts w:ascii="Times New Roman" w:hAnsi="Times New Roman" w:eastAsia="宋体"/>
+          <w:b/>
+          <w:i w:val="0"/>
+          <w:color w:val="335533"/>
+          <w:sz w:val="19"/>
+        </w:rPr>
+        <w:t>【解析】</w:t>
+      </w:r>
+      <w:r>
+        <w:rPr>
+          <w:rFonts w:ascii="Times New Roman" w:hAnsi="Times New Roman" w:eastAsia="宋体"/>
+          <w:b w:val="0"/>
+          <w:i w:val="0"/>
+          <w:color w:val="335533"/>
+          <w:sz w:val="19"/>
+        </w:rPr>
+        <w:t xml:space="preserve">由 </w:t>
+      </w:r>
+      <m:oMath>
+        <m:r>
+          <m:rPr>
+            <m:rFonts m:ascii="Cambria Math" m:hAnsi="Cambria Math"/>
+            <m:sty m:val="p"/>
+            <m:sz m:val="21"/>
+            <m:szCs m:val="21"/>
+          </m:rPr>
+          <m:t>f(2-</m:t>
+        </m:r>
+        <m:r>
+          <m:rPr>
+            <m:rFonts m:ascii="Cambria Math" m:hAnsi="Cambria Math"/>
+            <m:i/>
+            <m:sty m:val="i"/>
+            <m:sz m:val="21"/>
+            <m:szCs m:val="21"/>
+          </m:rPr>
+          <m:t>x</m:t>
+        </m:r>
+        <m:r>
+          <m:rPr>
+            <m:rFonts m:ascii="Cambria Math" m:hAnsi="Cambria Math"/>
+            <m:sty m:val="p"/>
+            <m:sz m:val="21"/>
+            <m:szCs m:val="21"/>
+          </m:rPr>
+          <m:t>)=-f(</m:t>
+        </m:r>
+        <m:r>
+          <m:rPr>
+            <m:rFonts m:ascii="Cambria Math" m:hAnsi="Cambria Math"/>
+            <m:i/>
+            <m:sty m:val="i"/>
+            <m:sz m:val="21"/>
+            <m:szCs m:val="21"/>
+          </m:rPr>
+          <m:t>x</m:t>
+        </m:r>
+        <m:r>
+          <m:rPr>
+            <m:rFonts m:ascii="Cambria Math" m:hAnsi="Cambria Math"/>
+            <m:sty m:val="p"/>
+            <m:sz m:val="21"/>
+            <m:szCs m:val="21"/>
+          </m:rPr>
+          <m:t>)=f(-</m:t>
+        </m:r>
+        <m:r>
+          <m:rPr>
+            <m:rFonts m:ascii="Cambria Math" m:hAnsi="Cambria Math"/>
+            <m:i/>
+            <m:sty m:val="i"/>
+            <m:sz m:val="21"/>
+            <m:szCs m:val="21"/>
+          </m:rPr>
+          <m:t>x</m:t>
+        </m:r>
+        <m:r>
+          <m:rPr>
+            <m:rFonts m:ascii="Cambria Math" m:hAnsi="Cambria Math"/>
+            <m:sty m:val="p"/>
+            <m:sz m:val="21"/>
+            <m:szCs m:val="21"/>
+          </m:rPr>
+          <m:t>)</m:t>
+        </m:r>
+      </m:oMath>
+      <w:r>
+        <w:rPr>
+          <w:rFonts w:ascii="Times New Roman" w:hAnsi="Times New Roman" w:eastAsia="宋体"/>
+          <w:b w:val="0"/>
+          <w:i w:val="0"/>
+          <w:color w:val="335533"/>
+          <w:sz w:val="19"/>
+        </w:rPr>
+        <w:t xml:space="preserve"> 得 </w:t>
+      </w:r>
+      <m:oMath>
+        <m:r>
+          <m:rPr>
+            <m:rFonts m:ascii="Cambria Math" m:hAnsi="Cambria Math"/>
+            <m:sty m:val="p"/>
+            <m:sz m:val="21"/>
+            <m:szCs m:val="21"/>
+          </m:rPr>
+          <m:t>f(</m:t>
+        </m:r>
+        <m:r>
+          <m:rPr>
+            <m:rFonts m:ascii="Cambria Math" m:hAnsi="Cambria Math"/>
+            <m:i/>
+            <m:sty m:val="i"/>
+            <m:sz m:val="21"/>
+            <m:szCs m:val="21"/>
+          </m:rPr>
+          <m:t>x</m:t>
+        </m:r>
+        <m:r>
+          <m:rPr>
+            <m:rFonts m:ascii="Cambria Math" m:hAnsi="Cambria Math"/>
+            <m:sty m:val="p"/>
+            <m:sz m:val="21"/>
+            <m:szCs m:val="21"/>
+          </m:rPr>
+          <m:t>+2)=f(</m:t>
+        </m:r>
+        <m:r>
+          <m:rPr>
+            <m:rFonts m:ascii="Cambria Math" m:hAnsi="Cambria Math"/>
+            <m:i/>
+            <m:sty m:val="i"/>
+            <m:sz m:val="21"/>
+            <m:szCs m:val="21"/>
+          </m:rPr>
+          <m:t>x</m:t>
+        </m:r>
+        <m:r>
+          <m:rPr>
+            <m:rFonts m:ascii="Cambria Math" m:hAnsi="Cambria Math"/>
+            <m:sty m:val="p"/>
+            <m:sz m:val="21"/>
+            <m:szCs m:val="21"/>
+          </m:rPr>
+          <m:t>)</m:t>
+        </m:r>
+      </m:oMath>
+      <w:r>
+        <w:rPr>
+          <w:rFonts w:ascii="Times New Roman" w:hAnsi="Times New Roman" w:eastAsia="宋体"/>
+          <w:b w:val="0"/>
+          <w:i w:val="0"/>
+          <w:color w:val="335533"/>
+          <w:sz w:val="19"/>
+        </w:rPr>
+        <w:t xml:space="preserve">，周期为 </w:t>
+      </w:r>
+      <m:oMath>
+        <m:r>
+          <m:rPr>
+            <m:rFonts m:ascii="Cambria Math" m:hAnsi="Cambria Math"/>
+            <m:sty m:val="p"/>
+            <m:sz m:val="21"/>
+            <m:szCs m:val="21"/>
+          </m:rPr>
+          <m:t>2</m:t>
+        </m:r>
+      </m:oMath>
+      <w:r>
+        <w:rPr>
+          <w:rFonts w:ascii="Times New Roman" w:hAnsi="Times New Roman" w:eastAsia="宋体"/>
+          <w:b w:val="0"/>
+          <w:i w:val="0"/>
+          <w:color w:val="335533"/>
+          <w:sz w:val="19"/>
+        </w:rPr>
+        <w:t xml:space="preserve">；两函数在每个半整数点 </w:t>
+      </w:r>
+      <m:oMath>
+        <m:r>
+          <m:rPr>
+            <m:rFonts m:ascii="Cambria Math" m:hAnsi="Cambria Math"/>
+            <m:i/>
+            <m:sty m:val="i"/>
+            <m:sz m:val="21"/>
+            <m:szCs m:val="21"/>
+          </m:rPr>
+          <m:t>x</m:t>
+        </m:r>
+        <m:r>
+          <m:rPr>
+            <m:rFonts m:ascii="Cambria Math" m:hAnsi="Cambria Math"/>
+            <m:sty m:val="p"/>
+            <m:sz m:val="21"/>
+            <m:szCs m:val="21"/>
+          </m:rPr>
+          <m:t>=</m:t>
+        </m:r>
+        <m:f>
+          <m:fPr>
+            <m:type m:val="bar"/>
+          </m:fPr>
+          <m:num>
+            <m:r>
+              <m:rPr>
+                <m:rFonts m:ascii="Cambria Math" m:hAnsi="Cambria Math"/>
+                <m:i/>
+                <m:sty m:val="i"/>
+                <m:sz m:val="21"/>
+                <m:szCs m:val="21"/>
+              </m:rPr>
+              <m:t>k</m:t>
+            </m:r>
+          </m:num>
+          <m:den>
+            <m:r>
+              <m:rPr>
+                <m:rFonts m:ascii="Cambria Math" m:hAnsi="Cambria Math"/>
+                <m:sty m:val="p"/>
+                <m:sz m:val="21"/>
+                <m:szCs m:val="21"/>
+              </m:rPr>
+              <m:t>2</m:t>
+            </m:r>
+          </m:den>
+        </m:f>
+      </m:oMath>
+      <w:r>
+        <w:rPr>
+          <w:rFonts w:ascii="Times New Roman" w:hAnsi="Times New Roman" w:eastAsia="宋体"/>
+          <w:b w:val="0"/>
+          <w:i w:val="0"/>
+          <w:color w:val="335533"/>
+          <w:sz w:val="19"/>
+        </w:rPr>
+        <w:t xml:space="preserve"> 处取值相同，交点即这些点。</w:t>
+      </w:r>
+    </w:p>
+    <w:p>
+      <w:pPr>
+        <w:spacing w:before="120" w:after="20" w:line="336" w:lineRule="auto"/>
+        <w:ind w:left="482" w:hanging="482"/>
+      </w:pPr>
+      <w:r>
+        <w:rPr>
+          <w:rFonts w:ascii="Times New Roman" w:hAnsi="Times New Roman" w:eastAsia="宋体"/>
+          <w:b/>
+          <w:i w:val="0"/>
+          <w:color w:val="1F3864"/>
+          <w:sz w:val="21"/>
+        </w:rPr>
+        <w:t>13．</w:t>
+      </w:r>
+      <w:r>
+        <w:rPr>
+          <w:rFonts w:ascii="Times New Roman" w:hAnsi="Times New Roman" w:eastAsia="宋体"/>
+          <w:b/>
+          <w:i w:val="0"/>
+          <w:color w:val="C00000"/>
+          <w:sz w:val="21"/>
+        </w:rPr>
+        <w:t>【答案】D</w:t>
+      </w:r>
+    </w:p>
+    <w:p>
+      <w:pPr>
+        <w:spacing w:before="0" w:after="40" w:line="336" w:lineRule="auto"/>
+        <w:ind w:left="482"/>
+      </w:pPr>
+      <w:r>
+        <w:rPr>
+          <w:rFonts w:ascii="Times New Roman" w:hAnsi="Times New Roman" w:eastAsia="宋体"/>
+          <w:b w:val="0"/>
+          <w:i w:val="0"/>
+          <w:color w:val="808080"/>
+          <w:sz w:val="18"/>
+        </w:rPr>
+        <w:t>【来源】2024高中数学热点题型归纳完整解析版.pdf · M-T-065-E1 · 第 13 题</w:t>
+      </w:r>
+    </w:p>
+    <w:p>
+      <w:pPr>
+        <w:spacing w:before="0" w:after="80" w:line="336" w:lineRule="auto"/>
+        <w:ind w:left="482"/>
+      </w:pPr>
+      <w:r>
+        <w:rPr>
+          <w:rFonts w:ascii="Times New Roman" w:hAnsi="Times New Roman" w:eastAsia="宋体"/>
+          <w:b/>
+          <w:i w:val="0"/>
+          <w:color w:val="335533"/>
+          <w:sz w:val="19"/>
+        </w:rPr>
+        <w:t>【解析】</w:t>
+      </w:r>
+      <w:r>
+        <w:rPr>
+          <w:rFonts w:ascii="Times New Roman" w:hAnsi="Times New Roman" w:eastAsia="宋体"/>
+          <w:b w:val="0"/>
+          <w:i w:val="0"/>
+          <w:color w:val="335533"/>
+          <w:sz w:val="19"/>
+        </w:rPr>
+        <w:t xml:space="preserve">先由奇偶性推出周期 </w:t>
+      </w:r>
+      <m:oMath>
+        <m:r>
+          <m:rPr>
+            <m:rFonts m:ascii="Cambria Math" m:hAnsi="Cambria Math"/>
+            <m:sty m:val="p"/>
+            <m:sz m:val="21"/>
+            <m:szCs m:val="21"/>
+          </m:rPr>
+          <m:t>4</m:t>
+        </m:r>
+      </m:oMath>
+      <w:r>
+        <w:rPr>
+          <w:rFonts w:ascii="Times New Roman" w:hAnsi="Times New Roman" w:eastAsia="宋体"/>
+          <w:b w:val="0"/>
+          <w:i w:val="0"/>
+          <w:color w:val="335533"/>
+          <w:sz w:val="19"/>
+        </w:rPr>
+        <w:t xml:space="preserve"> 并写出一个周期内的分段式；转化为 </w:t>
+      </w:r>
+      <m:oMath>
+        <m:r>
+          <m:rPr>
+            <m:rFonts m:ascii="Cambria Math" m:hAnsi="Cambria Math"/>
+            <m:i/>
+            <m:sty m:val="i"/>
+            <m:sz m:val="21"/>
+            <m:szCs m:val="21"/>
+          </m:rPr>
+          <m:t>φ</m:t>
+        </m:r>
+        <m:r>
+          <m:rPr>
+            <m:rFonts m:ascii="Cambria Math" m:hAnsi="Cambria Math"/>
+            <m:sty m:val="p"/>
+            <m:sz m:val="21"/>
+            <m:szCs m:val="21"/>
+          </m:rPr>
+          <m:t>(</m:t>
+        </m:r>
+        <m:r>
+          <m:rPr>
+            <m:rFonts m:ascii="Cambria Math" m:hAnsi="Cambria Math"/>
+            <m:i/>
+            <m:sty m:val="i"/>
+            <m:sz m:val="21"/>
+            <m:szCs m:val="21"/>
+          </m:rPr>
+          <m:t>x</m:t>
+        </m:r>
+        <m:r>
+          <m:rPr>
+            <m:rFonts m:ascii="Cambria Math" m:hAnsi="Cambria Math"/>
+            <m:sty m:val="p"/>
+            <m:sz m:val="21"/>
+            <m:szCs m:val="21"/>
+          </m:rPr>
+          <m:t>)=f(</m:t>
+        </m:r>
+        <m:r>
+          <m:rPr>
+            <m:rFonts m:ascii="Cambria Math" m:hAnsi="Cambria Math"/>
+            <m:i/>
+            <m:sty m:val="i"/>
+            <m:sz m:val="21"/>
+            <m:szCs m:val="21"/>
+          </m:rPr>
+          <m:t>x</m:t>
+        </m:r>
+        <m:r>
+          <m:rPr>
+            <m:rFonts m:ascii="Cambria Math" m:hAnsi="Cambria Math"/>
+            <m:sty m:val="p"/>
+            <m:sz m:val="21"/>
+            <m:szCs m:val="21"/>
+          </m:rPr>
+          <m:t>)-</m:t>
+        </m:r>
+        <m:r>
+          <m:rPr>
+            <m:rFonts m:ascii="Cambria Math" m:hAnsi="Cambria Math"/>
+            <m:i/>
+            <m:sty m:val="i"/>
+            <m:sz m:val="21"/>
+            <m:szCs m:val="21"/>
+          </m:rPr>
+          <m:t>x</m:t>
+        </m:r>
+      </m:oMath>
+      <w:r>
+        <w:rPr>
+          <w:rFonts w:ascii="Times New Roman" w:hAnsi="Times New Roman" w:eastAsia="宋体"/>
+          <w:b w:val="0"/>
+          <w:i w:val="0"/>
+          <w:color w:val="335533"/>
+          <w:sz w:val="19"/>
+        </w:rPr>
+        <w:t xml:space="preserve"> 与水平线 </w:t>
+      </w:r>
+      <m:oMath>
+        <m:r>
+          <m:rPr>
+            <m:rFonts m:ascii="Cambria Math" m:hAnsi="Cambria Math"/>
+            <m:i/>
+            <m:sty m:val="i"/>
+            <m:sz m:val="21"/>
+            <m:szCs m:val="21"/>
+          </m:rPr>
+          <m:t>y</m:t>
+        </m:r>
+        <m:r>
+          <m:rPr>
+            <m:rFonts m:ascii="Cambria Math" m:hAnsi="Cambria Math"/>
+            <m:sty m:val="p"/>
+            <m:sz m:val="21"/>
+            <m:szCs m:val="21"/>
+          </m:rPr>
+          <m:t>=</m:t>
+        </m:r>
+        <m:r>
+          <m:rPr>
+            <m:rFonts m:ascii="Cambria Math" m:hAnsi="Cambria Math"/>
+            <m:i/>
+            <m:sty m:val="i"/>
+            <m:sz m:val="21"/>
+            <m:szCs m:val="21"/>
+          </m:rPr>
+          <m:t>b</m:t>
+        </m:r>
+      </m:oMath>
+      <w:r>
+        <w:rPr>
+          <w:rFonts w:ascii="Times New Roman" w:hAnsi="Times New Roman" w:eastAsia="宋体"/>
+          <w:b w:val="0"/>
+          <w:i w:val="0"/>
+          <w:color w:val="335533"/>
+          <w:sz w:val="19"/>
+        </w:rPr>
+        <w:t xml:space="preserve"> 的交点个数问题，数出 </w:t>
+      </w:r>
+      <m:oMath>
+        <m:r>
+          <m:rPr>
+            <m:rFonts m:ascii="Cambria Math" m:hAnsi="Cambria Math"/>
+            <m:i/>
+            <m:sty m:val="i"/>
+            <m:sz m:val="21"/>
+            <m:szCs m:val="21"/>
+          </m:rPr>
+          <m:t>φ</m:t>
+        </m:r>
+      </m:oMath>
+      <w:r>
+        <w:rPr>
+          <w:rFonts w:ascii="Times New Roman" w:hAnsi="Times New Roman" w:eastAsia="宋体"/>
+          <w:b w:val="0"/>
+          <w:i w:val="0"/>
+          <w:color w:val="335533"/>
+          <w:sz w:val="19"/>
+        </w:rPr>
+        <w:t xml:space="preserve"> 在一个周期内的取值范围与重数，再按周期平移叠加。</w:t>
+      </w:r>
+    </w:p>
+    <w:p>
+      <w:pPr>
+        <w:spacing w:before="120" w:after="20" w:line="336" w:lineRule="auto"/>
+        <w:ind w:left="482" w:hanging="482"/>
+      </w:pPr>
+      <w:r>
+        <w:rPr>
+          <w:rFonts w:ascii="Times New Roman" w:hAnsi="Times New Roman" w:eastAsia="宋体"/>
+          <w:b/>
+          <w:i w:val="0"/>
+          <w:color w:val="1F3864"/>
+          <w:sz w:val="21"/>
+        </w:rPr>
+        <w:t>14．</w:t>
+      </w:r>
+      <w:r>
+        <w:rPr>
+          <w:rFonts w:ascii="Times New Roman" w:hAnsi="Times New Roman" w:eastAsia="宋体"/>
+          <w:b/>
+          <w:i w:val="0"/>
+          <w:color w:val="C00000"/>
+          <w:sz w:val="21"/>
+        </w:rPr>
+        <w:t>【答案】A</w:t>
+      </w:r>
+    </w:p>
+    <w:p>
+      <w:pPr>
+        <w:spacing w:before="0" w:after="40" w:line="336" w:lineRule="auto"/>
+        <w:ind w:left="482"/>
+      </w:pPr>
+      <w:r>
+        <w:rPr>
+          <w:rFonts w:ascii="Times New Roman" w:hAnsi="Times New Roman" w:eastAsia="宋体"/>
+          <w:b w:val="0"/>
+          <w:i w:val="0"/>
+          <w:color w:val="808080"/>
+          <w:sz w:val="18"/>
+        </w:rPr>
+        <w:t>【来源】2024高中数学热点题型归纳完整解析版.pdf · M-T-065-V1 · 第 14 题</w:t>
+      </w:r>
+    </w:p>
+    <w:p>
+      <w:pPr>
+        <w:spacing w:before="0" w:after="80" w:line="336" w:lineRule="auto"/>
+        <w:ind w:left="482"/>
+      </w:pPr>
+      <w:r>
+        <w:rPr>
+          <w:rFonts w:ascii="Times New Roman" w:hAnsi="Times New Roman" w:eastAsia="宋体"/>
+          <w:b/>
+          <w:i w:val="0"/>
+          <w:color w:val="335533"/>
+          <w:sz w:val="19"/>
+        </w:rPr>
+        <w:t>【解析】</w:t>
+      </w:r>
+      <w:r>
+        <w:rPr>
+          <w:rFonts w:ascii="Times New Roman" w:hAnsi="Times New Roman" w:eastAsia="宋体"/>
+          <w:b w:val="0"/>
+          <w:i w:val="0"/>
+          <w:color w:val="335533"/>
+          <w:sz w:val="19"/>
+        </w:rPr>
+        <w:t xml:space="preserve">周期为 </w:t>
+      </w:r>
+      <m:oMath>
+        <m:r>
+          <m:rPr>
+            <m:rFonts m:ascii="Cambria Math" m:hAnsi="Cambria Math"/>
+            <m:sty m:val="p"/>
+            <m:sz m:val="21"/>
+            <m:szCs m:val="21"/>
+          </m:rPr>
+          <m:t>2</m:t>
+        </m:r>
+      </m:oMath>
+      <w:r>
+        <w:rPr>
+          <w:rFonts w:ascii="Times New Roman" w:hAnsi="Times New Roman" w:eastAsia="宋体"/>
+          <w:b w:val="0"/>
+          <w:i w:val="0"/>
+          <w:color w:val="335533"/>
+          <w:sz w:val="19"/>
+        </w:rPr>
+        <w:t xml:space="preserve">，值域 </w:t>
+      </w:r>
+      <m:oMath>
+        <m:r>
+          <m:rPr>
+            <m:rFonts m:ascii="Cambria Math" m:hAnsi="Cambria Math"/>
+            <m:sty m:val="p"/>
+            <m:sz m:val="21"/>
+            <m:szCs m:val="21"/>
+          </m:rPr>
+          <m:t>[ln2-1,0]</m:t>
+        </m:r>
+      </m:oMath>
+      <w:r>
+        <w:rPr>
+          <w:rFonts w:ascii="Times New Roman" w:hAnsi="Times New Roman" w:eastAsia="宋体"/>
+          <w:b w:val="0"/>
+          <w:i w:val="0"/>
+          <w:color w:val="335533"/>
+          <w:sz w:val="19"/>
+        </w:rPr>
+        <w:t xml:space="preserve">；转化为 </w:t>
+      </w:r>
+      <m:oMath>
+        <m:r>
+          <m:rPr>
+            <m:rFonts m:ascii="Cambria Math" m:hAnsi="Cambria Math"/>
+            <m:i/>
+            <m:sty m:val="i"/>
+            <m:sz m:val="21"/>
+            <m:szCs m:val="21"/>
+          </m:rPr>
+          <m:t>y</m:t>
+        </m:r>
+        <m:r>
+          <m:rPr>
+            <m:rFonts m:ascii="Cambria Math" m:hAnsi="Cambria Math"/>
+            <m:sty m:val="p"/>
+            <m:sz m:val="21"/>
+            <m:szCs m:val="21"/>
+          </m:rPr>
+          <m:t>=f(</m:t>
+        </m:r>
+        <m:r>
+          <m:rPr>
+            <m:rFonts m:ascii="Cambria Math" m:hAnsi="Cambria Math"/>
+            <m:i/>
+            <m:sty m:val="i"/>
+            <m:sz m:val="21"/>
+            <m:szCs m:val="21"/>
+          </m:rPr>
+          <m:t>x</m:t>
+        </m:r>
+        <m:r>
+          <m:rPr>
+            <m:rFonts m:ascii="Cambria Math" m:hAnsi="Cambria Math"/>
+            <m:sty m:val="p"/>
+            <m:sz m:val="21"/>
+            <m:szCs m:val="21"/>
+          </m:rPr>
+          <m:t>)</m:t>
+        </m:r>
+      </m:oMath>
+      <w:r>
+        <w:rPr>
+          <w:rFonts w:ascii="Times New Roman" w:hAnsi="Times New Roman" w:eastAsia="宋体"/>
+          <w:b w:val="0"/>
+          <w:i w:val="0"/>
+          <w:color w:val="335533"/>
+          <w:sz w:val="19"/>
+        </w:rPr>
+        <w:t xml:space="preserve"> 与过原点直线 </w:t>
+      </w:r>
+      <m:oMath>
+        <m:r>
+          <m:rPr>
+            <m:rFonts m:ascii="Cambria Math" m:hAnsi="Cambria Math"/>
+            <m:i/>
+            <m:sty m:val="i"/>
+            <m:sz m:val="21"/>
+            <m:szCs m:val="21"/>
+          </m:rPr>
+          <m:t>y</m:t>
+        </m:r>
+        <m:r>
+          <m:rPr>
+            <m:rFonts m:ascii="Cambria Math" m:hAnsi="Cambria Math"/>
+            <m:sty m:val="p"/>
+            <m:sz m:val="21"/>
+            <m:szCs m:val="21"/>
+          </m:rPr>
+          <m:t>=-</m:t>
+        </m:r>
+        <m:r>
+          <m:rPr>
+            <m:rFonts m:ascii="Cambria Math" m:hAnsi="Cambria Math"/>
+            <m:i/>
+            <m:sty m:val="i"/>
+            <m:sz m:val="21"/>
+            <m:szCs m:val="21"/>
+          </m:rPr>
+          <m:t>mx</m:t>
+        </m:r>
+      </m:oMath>
+      <w:r>
+        <w:rPr>
+          <w:rFonts w:ascii="Times New Roman" w:hAnsi="Times New Roman" w:eastAsia="宋体"/>
+          <w:b w:val="0"/>
+          <w:i w:val="0"/>
+          <w:color w:val="335533"/>
+          <w:sz w:val="19"/>
+        </w:rPr>
+        <w:t xml:space="preserve"> 的交点个数。直线绕原点转动，每扫过一个「波谷点」交点数变化 </w:t>
+      </w:r>
+      <m:oMath>
+        <m:r>
+          <m:rPr>
+            <m:rFonts m:ascii="Cambria Math" m:hAnsi="Cambria Math"/>
+            <m:sty m:val="p"/>
+            <m:sz m:val="21"/>
+            <m:szCs m:val="21"/>
+          </m:rPr>
+          <m:t>2</m:t>
+        </m:r>
+      </m:oMath>
+      <w:r>
+        <w:rPr>
+          <w:rFonts w:ascii="Times New Roman" w:hAnsi="Times New Roman" w:eastAsia="宋体"/>
+          <w:b w:val="0"/>
+          <w:i w:val="0"/>
+          <w:color w:val="335533"/>
+          <w:sz w:val="19"/>
+        </w:rPr>
+        <w:t>。</w:t>
+      </w:r>
+    </w:p>
+    <w:p>
+      <w:pPr>
+        <w:spacing w:before="120" w:after="20" w:line="336" w:lineRule="auto"/>
+        <w:ind w:left="482" w:hanging="482"/>
+      </w:pPr>
+      <w:r>
+        <w:rPr>
+          <w:rFonts w:ascii="Times New Roman" w:hAnsi="Times New Roman" w:eastAsia="宋体"/>
+          <w:b/>
+          <w:i w:val="0"/>
+          <w:color w:val="1F3864"/>
+          <w:sz w:val="21"/>
+        </w:rPr>
+        <w:t>15．</w:t>
+      </w:r>
+      <w:r>
+        <w:rPr>
+          <w:rFonts w:ascii="Times New Roman" w:hAnsi="Times New Roman" w:eastAsia="宋体"/>
+          <w:b/>
+          <w:i w:val="0"/>
+          <w:color w:val="C00000"/>
+          <w:sz w:val="21"/>
+        </w:rPr>
         <w:t>【答案】</w:t>
       </w:r>
       <m:oMath>
@@ -2209,7 +4146,7 @@
           <w:color w:val="808080"/>
           <w:sz w:val="18"/>
         </w:rPr>
-        <w:t>【来源】2024高中数学热点题型归纳完整解析版.pdf · M-T-060-V1 · 第 7 题</w:t>
+        <w:t>【来源】2024高中数学热点题型归纳完整解析版.pdf · M-T-060-V1 · 第 15 题</w:t>
       </w:r>
     </w:p>
     <w:p>
@@ -2310,7 +4247,7 @@
           <w:color w:val="1F3864"/>
           <w:sz w:val="21"/>
         </w:rPr>
-        <w:t>8．</w:t>
+        <w:t>16．</w:t>
       </w:r>
       <w:r>
         <w:rPr>
@@ -2416,7 +4353,7 @@
           <w:color w:val="808080"/>
           <w:sz w:val="18"/>
         </w:rPr>
-        <w:t>【来源】2024高中数学热点题型归纳完整解析版.pdf · M-T-060-V2 · 第 8 题</w:t>
+        <w:t>【来源】2024高中数学热点题型归纳完整解析版.pdf · M-T-060-V2 · 第 16 题</w:t>
       </w:r>
     </w:p>
     <w:p>
@@ -2780,7 +4717,7 @@
           <w:color w:val="1F3864"/>
           <w:sz w:val="21"/>
         </w:rPr>
-        <w:t>9．</w:t>
+        <w:t>17．</w:t>
       </w:r>
       <w:r>
         <w:rPr>
@@ -2806,7 +4743,7 @@
           <w:color w:val="808080"/>
           <w:sz w:val="18"/>
         </w:rPr>
-        <w:t>【来源】2024高中数学热点题型归纳完整解析版.pdf · M-T-060-V3 · 第 9 题</w:t>
+        <w:t>【来源】2024高中数学热点题型归纳完整解析版.pdf · M-T-060-V3 · 第 17 题</w:t>
       </w:r>
     </w:p>
     <w:p>
@@ -2969,7 +4906,7 @@
           <w:color w:val="1F3864"/>
           <w:sz w:val="21"/>
         </w:rPr>
-        <w:t>10．</w:t>
+        <w:t>18．</w:t>
       </w:r>
       <w:r>
         <w:rPr>
@@ -3042,7 +4979,7 @@
           <w:color w:val="808080"/>
           <w:sz w:val="18"/>
         </w:rPr>
-        <w:t>【来源】2024高中数学热点题型归纳完整解析版.pdf · M-T-061-V2 · 第 10 题</w:t>
+        <w:t>【来源】2024高中数学热点题型归纳完整解析版.pdf · M-T-061-V2 · 第 18 题</w:t>
       </w:r>
     </w:p>
     <w:p>
@@ -3389,7 +5326,7 @@
           <w:color w:val="1F3864"/>
           <w:sz w:val="21"/>
         </w:rPr>
-        <w:t>11．</w:t>
+        <w:t>19．</w:t>
       </w:r>
       <w:r>
         <w:rPr>
@@ -3436,7 +5373,7 @@
           <w:color w:val="808080"/>
           <w:sz w:val="18"/>
         </w:rPr>
-        <w:t>【来源】2024高中数学热点题型归纳完整解析版.pdf · M-T-061-V3 · 第 11 题</w:t>
+        <w:t>【来源】2024高中数学热点题型归纳完整解析版.pdf · M-T-061-V3 · 第 19 题</w:t>
       </w:r>
     </w:p>
     <w:p>
@@ -3520,7 +5457,7 @@
           <w:color w:val="1F3864"/>
           <w:sz w:val="21"/>
         </w:rPr>
-        <w:t>12．</w:t>
+        <w:t>20．</w:t>
       </w:r>
       <w:r>
         <w:rPr>
@@ -3557,7 +5494,7 @@
           <w:color w:val="808080"/>
           <w:sz w:val="18"/>
         </w:rPr>
-        <w:t>【来源】2024高中数学热点题型归纳完整解析版.pdf · M-T-062-E1 · 第 12 题</w:t>
+        <w:t>【来源】2024高中数学热点题型归纳完整解析版.pdf · M-T-062-E1 · 第 20 题</w:t>
       </w:r>
     </w:p>
     <w:p>
@@ -3833,6 +5770,1234 @@
           <w:sz w:val="19"/>
         </w:rPr>
         <w:t>，再用导数求值域。</w:t>
+      </w:r>
+    </w:p>
+    <w:p>
+      <w:pPr>
+        <w:spacing w:before="120" w:after="20" w:line="336" w:lineRule="auto"/>
+        <w:ind w:left="482" w:hanging="482"/>
+      </w:pPr>
+      <w:r>
+        <w:rPr>
+          <w:rFonts w:ascii="Times New Roman" w:hAnsi="Times New Roman" w:eastAsia="宋体"/>
+          <w:b/>
+          <w:i w:val="0"/>
+          <w:color w:val="1F3864"/>
+          <w:sz w:val="21"/>
+        </w:rPr>
+        <w:t>21．</w:t>
+      </w:r>
+      <w:r>
+        <w:rPr>
+          <w:rFonts w:ascii="Times New Roman" w:hAnsi="Times New Roman" w:eastAsia="宋体"/>
+          <w:b/>
+          <w:i w:val="0"/>
+          <w:color w:val="C00000"/>
+          <w:sz w:val="21"/>
+        </w:rPr>
+        <w:t>【答案】</w:t>
+      </w:r>
+      <m:oMath>
+        <m:r>
+          <m:rPr>
+            <m:rFonts m:ascii="Cambria Math" m:hAnsi="Cambria Math"/>
+            <m:sty m:val="p"/>
+            <m:sz m:val="21"/>
+            <m:szCs m:val="21"/>
+          </m:rPr>
+          <m:t>2</m:t>
+        </m:r>
+        <m:rad>
+          <m:radPr>
+            <m:degHide m:val="1"/>
+          </m:radPr>
+          <m:deg/>
+          <m:e>
+            <m:r>
+              <m:rPr>
+                <m:rFonts m:ascii="Cambria Math" m:hAnsi="Cambria Math"/>
+                <m:sty m:val="p"/>
+                <m:sz m:val="21"/>
+                <m:szCs m:val="21"/>
+              </m:rPr>
+              <m:t>5</m:t>
+            </m:r>
+          </m:e>
+        </m:rad>
+        <m:r>
+          <m:rPr>
+            <m:rFonts m:ascii="Cambria Math" m:hAnsi="Cambria Math"/>
+            <m:sty m:val="p"/>
+            <m:sz m:val="21"/>
+            <m:szCs m:val="21"/>
+          </m:rPr>
+          <m:t>-2</m:t>
+        </m:r>
+      </m:oMath>
+    </w:p>
+    <w:p>
+      <w:pPr>
+        <w:spacing w:before="0" w:after="40" w:line="336" w:lineRule="auto"/>
+        <w:ind w:left="482"/>
+      </w:pPr>
+      <w:r>
+        <w:rPr>
+          <w:rFonts w:ascii="Times New Roman" w:hAnsi="Times New Roman" w:eastAsia="宋体"/>
+          <w:b w:val="0"/>
+          <w:i w:val="0"/>
+          <w:color w:val="808080"/>
+          <w:sz w:val="18"/>
+        </w:rPr>
+        <w:t>【来源】2024高中数学热点题型归纳完整解析版.pdf · M-T-064-V2 · 第 21 题</w:t>
+      </w:r>
+    </w:p>
+    <w:p>
+      <w:pPr>
+        <w:spacing w:before="0" w:after="80" w:line="336" w:lineRule="auto"/>
+        <w:ind w:left="482"/>
+      </w:pPr>
+      <w:r>
+        <w:rPr>
+          <w:rFonts w:ascii="Times New Roman" w:hAnsi="Times New Roman" w:eastAsia="宋体"/>
+          <w:b/>
+          <w:i w:val="0"/>
+          <w:color w:val="335533"/>
+          <w:sz w:val="19"/>
+        </w:rPr>
+        <w:t>【解析】</w:t>
+      </w:r>
+      <m:oMath>
+        <m:r>
+          <m:rPr>
+            <m:rFonts m:ascii="Cambria Math" m:hAnsi="Cambria Math"/>
+            <m:i/>
+            <m:sty m:val="i"/>
+            <m:sz m:val="21"/>
+            <m:szCs m:val="21"/>
+          </m:rPr>
+          <m:t>f</m:t>
+        </m:r>
+      </m:oMath>
+      <w:r>
+        <w:rPr>
+          <w:rFonts w:ascii="Times New Roman" w:hAnsi="Times New Roman" w:eastAsia="宋体"/>
+          <w:b w:val="0"/>
+          <w:i w:val="0"/>
+          <w:color w:val="335533"/>
+          <w:sz w:val="19"/>
+        </w:rPr>
+        <w:t xml:space="preserve"> 是偶函数，只有一个零点则该零点必为 </w:t>
+      </w:r>
+      <m:oMath>
+        <m:r>
+          <m:rPr>
+            <m:rFonts m:ascii="Cambria Math" m:hAnsi="Cambria Math"/>
+            <m:i/>
+            <m:sty m:val="i"/>
+            <m:sz m:val="21"/>
+            <m:szCs m:val="21"/>
+          </m:rPr>
+          <m:t>x</m:t>
+        </m:r>
+        <m:r>
+          <m:rPr>
+            <m:rFonts m:ascii="Cambria Math" m:hAnsi="Cambria Math"/>
+            <m:sty m:val="p"/>
+            <m:sz m:val="21"/>
+            <m:szCs m:val="21"/>
+          </m:rPr>
+          <m:t>=0</m:t>
+        </m:r>
+      </m:oMath>
+      <w:r>
+        <w:rPr>
+          <w:rFonts w:ascii="Times New Roman" w:hAnsi="Times New Roman" w:eastAsia="宋体"/>
+          <w:b w:val="0"/>
+          <w:i w:val="0"/>
+          <w:color w:val="335533"/>
+          <w:sz w:val="19"/>
+        </w:rPr>
+        <w:t xml:space="preserve">，由此解出 </w:t>
+      </w:r>
+      <m:oMath>
+        <m:r>
+          <m:rPr>
+            <m:rFonts m:ascii="Cambria Math" m:hAnsi="Cambria Math"/>
+            <m:i/>
+            <m:sty m:val="i"/>
+            <m:sz m:val="21"/>
+            <m:szCs m:val="21"/>
+          </m:rPr>
+          <m:t>a</m:t>
+        </m:r>
+      </m:oMath>
+      <w:r>
+        <w:rPr>
+          <w:rFonts w:ascii="Times New Roman" w:hAnsi="Times New Roman" w:eastAsia="宋体"/>
+          <w:b w:val="0"/>
+          <w:i w:val="0"/>
+          <w:color w:val="335533"/>
+          <w:sz w:val="19"/>
+        </w:rPr>
+        <w:t>；再由投影的几何性质——</w:t>
+      </w:r>
+      <m:oMath>
+        <m:r>
+          <m:rPr>
+            <m:rFonts m:ascii="Cambria Math" m:hAnsi="Cambria Math"/>
+            <m:i/>
+            <m:sty m:val="i"/>
+            <m:sz m:val="21"/>
+            <m:szCs m:val="21"/>
+          </m:rPr>
+          <m:t>M</m:t>
+        </m:r>
+      </m:oMath>
+      <w:r>
+        <w:rPr>
+          <w:rFonts w:ascii="Times New Roman" w:hAnsi="Times New Roman" w:eastAsia="宋体"/>
+          <w:b w:val="0"/>
+          <w:i w:val="0"/>
+          <w:color w:val="335533"/>
+          <w:sz w:val="19"/>
+        </w:rPr>
+        <w:t xml:space="preserve"> 落在以 </w:t>
+      </w:r>
+      <m:oMath>
+        <m:r>
+          <m:rPr>
+            <m:rFonts m:ascii="Cambria Math" m:hAnsi="Cambria Math"/>
+            <m:i/>
+            <m:sty m:val="i"/>
+            <m:sz m:val="21"/>
+            <m:szCs m:val="21"/>
+          </m:rPr>
+          <m:t>PQ</m:t>
+        </m:r>
+      </m:oMath>
+      <w:r>
+        <w:rPr>
+          <w:rFonts w:ascii="Times New Roman" w:hAnsi="Times New Roman" w:eastAsia="宋体"/>
+          <w:b w:val="0"/>
+          <w:i w:val="0"/>
+          <w:color w:val="335533"/>
+          <w:sz w:val="19"/>
+        </w:rPr>
+        <w:t xml:space="preserve"> 为直径的圆上。</w:t>
+      </w:r>
+    </w:p>
+    <w:p>
+      <w:pPr>
+        <w:spacing w:before="120" w:after="20" w:line="336" w:lineRule="auto"/>
+        <w:ind w:left="482" w:hanging="482"/>
+      </w:pPr>
+      <w:r>
+        <w:rPr>
+          <w:rFonts w:ascii="Times New Roman" w:hAnsi="Times New Roman" w:eastAsia="宋体"/>
+          <w:b/>
+          <w:i w:val="0"/>
+          <w:color w:val="1F3864"/>
+          <w:sz w:val="21"/>
+        </w:rPr>
+        <w:t>22．</w:t>
+      </w:r>
+      <w:r>
+        <w:rPr>
+          <w:rFonts w:ascii="Times New Roman" w:hAnsi="Times New Roman" w:eastAsia="宋体"/>
+          <w:b/>
+          <w:i w:val="0"/>
+          <w:color w:val="C00000"/>
+          <w:sz w:val="21"/>
+        </w:rPr>
+        <w:t>【答案】</w:t>
+      </w:r>
+      <m:oMath>
+        <m:r>
+          <m:rPr>
+            <m:rFonts m:ascii="Cambria Math" m:hAnsi="Cambria Math"/>
+            <m:sty m:val="p"/>
+            <m:sz m:val="21"/>
+            <m:szCs m:val="21"/>
+          </m:rPr>
+          <m:t>8</m:t>
+        </m:r>
+      </m:oMath>
+    </w:p>
+    <w:p>
+      <w:pPr>
+        <w:spacing w:before="0" w:after="40" w:line="336" w:lineRule="auto"/>
+        <w:ind w:left="482"/>
+      </w:pPr>
+      <w:r>
+        <w:rPr>
+          <w:rFonts w:ascii="Times New Roman" w:hAnsi="Times New Roman" w:eastAsia="宋体"/>
+          <w:b w:val="0"/>
+          <w:i w:val="0"/>
+          <w:color w:val="808080"/>
+          <w:sz w:val="18"/>
+        </w:rPr>
+        <w:t>【来源】2024高中数学热点题型归纳完整解析版.pdf · M-T-064-V3 · 第 22 题</w:t>
+      </w:r>
+    </w:p>
+    <w:p>
+      <w:pPr>
+        <w:spacing w:before="0" w:after="80" w:line="336" w:lineRule="auto"/>
+        <w:ind w:left="482"/>
+      </w:pPr>
+      <w:r>
+        <w:rPr>
+          <w:rFonts w:ascii="Times New Roman" w:hAnsi="Times New Roman" w:eastAsia="宋体"/>
+          <w:b/>
+          <w:i w:val="0"/>
+          <w:color w:val="335533"/>
+          <w:sz w:val="19"/>
+        </w:rPr>
+        <w:t>【解析】</w:t>
+      </w:r>
+      <w:r>
+        <w:rPr>
+          <w:rFonts w:ascii="Times New Roman" w:hAnsi="Times New Roman" w:eastAsia="宋体"/>
+          <w:b w:val="0"/>
+          <w:i w:val="0"/>
+          <w:color w:val="335533"/>
+          <w:sz w:val="19"/>
+        </w:rPr>
+        <w:t>用诱导公式把正弦化为余弦：</w:t>
+      </w:r>
+      <m:oMath>
+        <m:r>
+          <m:rPr>
+            <m:rFonts m:ascii="Cambria Math" m:hAnsi="Cambria Math"/>
+            <m:sty m:val="p"/>
+            <m:sz m:val="21"/>
+            <m:szCs m:val="21"/>
+          </m:rPr>
+          <m:t>2sin[</m:t>
+        </m:r>
+        <m:r>
+          <m:rPr>
+            <m:rFonts m:ascii="Cambria Math" m:hAnsi="Cambria Math"/>
+            <m:i/>
+            <m:sty m:val="i"/>
+            <m:sz m:val="21"/>
+            <m:szCs m:val="21"/>
+          </m:rPr>
+          <m:t>π</m:t>
+        </m:r>
+        <m:r>
+          <m:rPr>
+            <m:rFonts m:ascii="Cambria Math" m:hAnsi="Cambria Math"/>
+            <m:sty m:val="p"/>
+            <m:sz m:val="21"/>
+            <m:szCs m:val="21"/>
+          </m:rPr>
+          <m:t>(</m:t>
+        </m:r>
+        <m:r>
+          <m:rPr>
+            <m:rFonts m:ascii="Cambria Math" m:hAnsi="Cambria Math"/>
+            <m:i/>
+            <m:sty m:val="i"/>
+            <m:sz m:val="21"/>
+            <m:szCs m:val="21"/>
+          </m:rPr>
+          <m:t>x</m:t>
+        </m:r>
+        <m:r>
+          <m:rPr>
+            <m:rFonts m:ascii="Cambria Math" m:hAnsi="Cambria Math"/>
+            <m:sty m:val="p"/>
+            <m:sz m:val="21"/>
+            <m:szCs m:val="21"/>
+          </m:rPr>
+          <m:t>-\</m:t>
+        </m:r>
+        <m:r>
+          <m:rPr>
+            <m:rFonts m:ascii="Cambria Math" m:hAnsi="Cambria Math"/>
+            <m:i/>
+            <m:sty m:val="i"/>
+            <m:sz m:val="21"/>
+            <m:szCs m:val="21"/>
+          </m:rPr>
+          <m:t>frac</m:t>
+        </m:r>
+        <m:r>
+          <m:rPr>
+            <m:rFonts m:ascii="Cambria Math" m:hAnsi="Cambria Math"/>
+            <m:sty m:val="p"/>
+            <m:sz m:val="21"/>
+            <m:szCs m:val="21"/>
+          </m:rPr>
+          <m:t>12)]=-2cos(</m:t>
+        </m:r>
+        <m:r>
+          <m:rPr>
+            <m:rFonts m:ascii="Cambria Math" m:hAnsi="Cambria Math"/>
+            <m:i/>
+            <m:sty m:val="i"/>
+            <m:sz m:val="21"/>
+            <m:szCs m:val="21"/>
+          </m:rPr>
+          <m:t>π</m:t>
+        </m:r>
+        <m:r>
+          <m:rPr>
+            <m:rFonts m:ascii="Cambria Math" m:hAnsi="Cambria Math"/>
+            <m:sty m:val="p"/>
+            <m:sz m:val="21"/>
+            <m:szCs m:val="21"/>
+          </m:rPr>
+          <m:t> </m:t>
+        </m:r>
+        <m:r>
+          <m:rPr>
+            <m:rFonts m:ascii="Cambria Math" m:hAnsi="Cambria Math"/>
+            <m:i/>
+            <m:sty m:val="i"/>
+            <m:sz m:val="21"/>
+            <m:szCs m:val="21"/>
+          </m:rPr>
+          <m:t>x</m:t>
+        </m:r>
+        <m:r>
+          <m:rPr>
+            <m:rFonts m:ascii="Cambria Math" m:hAnsi="Cambria Math"/>
+            <m:sty m:val="p"/>
+            <m:sz m:val="21"/>
+            <m:szCs m:val="21"/>
+          </m:rPr>
+          <m:t>)</m:t>
+        </m:r>
+      </m:oMath>
+      <w:r>
+        <w:rPr>
+          <w:rFonts w:ascii="Times New Roman" w:hAnsi="Times New Roman" w:eastAsia="宋体"/>
+          <w:b w:val="0"/>
+          <w:i w:val="0"/>
+          <w:color w:val="335533"/>
+          <w:sz w:val="19"/>
+        </w:rPr>
+        <w:t xml:space="preserve">，方程化为 </w:t>
+      </w:r>
+      <m:oMath>
+        <m:f>
+          <m:fPr>
+            <m:type m:val="bar"/>
+          </m:fPr>
+          <m:num>
+            <m:r>
+              <m:rPr>
+                <m:rFonts m:ascii="Cambria Math" m:hAnsi="Cambria Math"/>
+                <m:sty m:val="p"/>
+                <m:sz m:val="21"/>
+                <m:szCs m:val="21"/>
+              </m:rPr>
+              <m:t>1</m:t>
+            </m:r>
+          </m:num>
+          <m:den>
+            <m:r>
+              <m:rPr>
+                <m:rFonts m:ascii="Cambria Math" m:hAnsi="Cambria Math"/>
+                <m:sty m:val="p"/>
+                <m:sz m:val="21"/>
+                <m:szCs m:val="21"/>
+              </m:rPr>
+              <m:t>|</m:t>
+            </m:r>
+            <m:r>
+              <m:rPr>
+                <m:rFonts m:ascii="Cambria Math" m:hAnsi="Cambria Math"/>
+                <m:i/>
+                <m:sty m:val="i"/>
+                <m:sz m:val="21"/>
+                <m:szCs m:val="21"/>
+              </m:rPr>
+              <m:t>x</m:t>
+            </m:r>
+            <m:r>
+              <m:rPr>
+                <m:rFonts m:ascii="Cambria Math" m:hAnsi="Cambria Math"/>
+                <m:sty m:val="p"/>
+                <m:sz m:val="21"/>
+                <m:szCs m:val="21"/>
+              </m:rPr>
+              <m:t>-1|</m:t>
+            </m:r>
+          </m:den>
+        </m:f>
+        <m:r>
+          <m:rPr>
+            <m:rFonts m:ascii="Cambria Math" m:hAnsi="Cambria Math"/>
+            <m:sty m:val="p"/>
+            <m:sz m:val="21"/>
+            <m:szCs m:val="21"/>
+          </m:rPr>
+          <m:t>=2cos(</m:t>
+        </m:r>
+        <m:r>
+          <m:rPr>
+            <m:rFonts m:ascii="Cambria Math" m:hAnsi="Cambria Math"/>
+            <m:i/>
+            <m:sty m:val="i"/>
+            <m:sz m:val="21"/>
+            <m:szCs m:val="21"/>
+          </m:rPr>
+          <m:t>π</m:t>
+        </m:r>
+        <m:r>
+          <m:rPr>
+            <m:rFonts m:ascii="Cambria Math" m:hAnsi="Cambria Math"/>
+            <m:sty m:val="p"/>
+            <m:sz m:val="21"/>
+            <m:szCs m:val="21"/>
+          </m:rPr>
+          <m:t> </m:t>
+        </m:r>
+        <m:r>
+          <m:rPr>
+            <m:rFonts m:ascii="Cambria Math" m:hAnsi="Cambria Math"/>
+            <m:i/>
+            <m:sty m:val="i"/>
+            <m:sz m:val="21"/>
+            <m:szCs m:val="21"/>
+          </m:rPr>
+          <m:t>x</m:t>
+        </m:r>
+        <m:r>
+          <m:rPr>
+            <m:rFonts m:ascii="Cambria Math" m:hAnsi="Cambria Math"/>
+            <m:sty m:val="p"/>
+            <m:sz m:val="21"/>
+            <m:szCs m:val="21"/>
+          </m:rPr>
+          <m:t>)</m:t>
+        </m:r>
+      </m:oMath>
+      <w:r>
+        <w:rPr>
+          <w:rFonts w:ascii="Times New Roman" w:hAnsi="Times New Roman" w:eastAsia="宋体"/>
+          <w:b w:val="0"/>
+          <w:i w:val="0"/>
+          <w:color w:val="335533"/>
+          <w:sz w:val="19"/>
+        </w:rPr>
+        <w:t xml:space="preserve">；两侧都关于 </w:t>
+      </w:r>
+      <m:oMath>
+        <m:r>
+          <m:rPr>
+            <m:rFonts m:ascii="Cambria Math" m:hAnsi="Cambria Math"/>
+            <m:i/>
+            <m:sty m:val="i"/>
+            <m:sz m:val="21"/>
+            <m:szCs m:val="21"/>
+          </m:rPr>
+          <m:t>x</m:t>
+        </m:r>
+        <m:r>
+          <m:rPr>
+            <m:rFonts m:ascii="Cambria Math" m:hAnsi="Cambria Math"/>
+            <m:sty m:val="p"/>
+            <m:sz m:val="21"/>
+            <m:szCs m:val="21"/>
+          </m:rPr>
+          <m:t>=1</m:t>
+        </m:r>
+      </m:oMath>
+      <w:r>
+        <w:rPr>
+          <w:rFonts w:ascii="Times New Roman" w:hAnsi="Times New Roman" w:eastAsia="宋体"/>
+          <w:b w:val="0"/>
+          <w:i w:val="0"/>
+          <w:color w:val="335533"/>
+          <w:sz w:val="19"/>
+        </w:rPr>
+        <w:t xml:space="preserve"> 对称，交点成对，每对横坐标之和为 </w:t>
+      </w:r>
+      <m:oMath>
+        <m:r>
+          <m:rPr>
+            <m:rFonts m:ascii="Cambria Math" m:hAnsi="Cambria Math"/>
+            <m:sty m:val="p"/>
+            <m:sz m:val="21"/>
+            <m:szCs m:val="21"/>
+          </m:rPr>
+          <m:t>2</m:t>
+        </m:r>
+      </m:oMath>
+      <w:r>
+        <w:rPr>
+          <w:rFonts w:ascii="Times New Roman" w:hAnsi="Times New Roman" w:eastAsia="宋体"/>
+          <w:b w:val="0"/>
+          <w:i w:val="0"/>
+          <w:color w:val="335533"/>
+          <w:sz w:val="19"/>
+        </w:rPr>
+        <w:t>。</w:t>
+      </w:r>
+    </w:p>
+    <w:p>
+      <w:pPr>
+        <w:spacing w:before="120" w:after="20" w:line="336" w:lineRule="auto"/>
+        <w:ind w:left="482" w:hanging="482"/>
+      </w:pPr>
+      <w:r>
+        <w:rPr>
+          <w:rFonts w:ascii="Times New Roman" w:hAnsi="Times New Roman" w:eastAsia="宋体"/>
+          <w:b/>
+          <w:i w:val="0"/>
+          <w:color w:val="1F3864"/>
+          <w:sz w:val="21"/>
+        </w:rPr>
+        <w:t>23．</w:t>
+      </w:r>
+      <w:r>
+        <w:rPr>
+          <w:rFonts w:ascii="Times New Roman" w:hAnsi="Times New Roman" w:eastAsia="宋体"/>
+          <w:b/>
+          <w:i w:val="0"/>
+          <w:color w:val="C00000"/>
+          <w:sz w:val="21"/>
+        </w:rPr>
+        <w:t>【答案】</w:t>
+      </w:r>
+      <m:oMath>
+        <m:r>
+          <m:rPr>
+            <m:rFonts m:ascii="Cambria Math" m:hAnsi="Cambria Math"/>
+            <m:sty m:val="p"/>
+            <m:sz m:val="21"/>
+            <m:szCs m:val="21"/>
+          </m:rPr>
+          <m:t>14</m:t>
+        </m:r>
+      </m:oMath>
+    </w:p>
+    <w:p>
+      <w:pPr>
+        <w:spacing w:before="0" w:after="40" w:line="336" w:lineRule="auto"/>
+        <w:ind w:left="482"/>
+      </w:pPr>
+      <w:r>
+        <w:rPr>
+          <w:rFonts w:ascii="Times New Roman" w:hAnsi="Times New Roman" w:eastAsia="宋体"/>
+          <w:b w:val="0"/>
+          <w:i w:val="0"/>
+          <w:color w:val="808080"/>
+          <w:sz w:val="18"/>
+        </w:rPr>
+        <w:t>【来源】2024高中数学热点题型归纳完整解析版.pdf · M-T-065-V2 · 第 23 题</w:t>
+      </w:r>
+    </w:p>
+    <w:p>
+      <w:pPr>
+        <w:spacing w:before="0" w:after="80" w:line="336" w:lineRule="auto"/>
+        <w:ind w:left="482"/>
+      </w:pPr>
+      <w:r>
+        <w:rPr>
+          <w:rFonts w:ascii="Times New Roman" w:hAnsi="Times New Roman" w:eastAsia="宋体"/>
+          <w:b/>
+          <w:i w:val="0"/>
+          <w:color w:val="335533"/>
+          <w:sz w:val="19"/>
+        </w:rPr>
+        <w:t>【解析】</w:t>
+      </w:r>
+      <w:r>
+        <w:rPr>
+          <w:rFonts w:ascii="Times New Roman" w:hAnsi="Times New Roman" w:eastAsia="宋体"/>
+          <w:b w:val="0"/>
+          <w:i w:val="0"/>
+          <w:color w:val="335533"/>
+          <w:sz w:val="19"/>
+        </w:rPr>
+        <w:t xml:space="preserve">先推出周期 </w:t>
+      </w:r>
+      <m:oMath>
+        <m:r>
+          <m:rPr>
+            <m:rFonts m:ascii="Cambria Math" m:hAnsi="Cambria Math"/>
+            <m:sty m:val="p"/>
+            <m:sz m:val="21"/>
+            <m:szCs m:val="21"/>
+          </m:rPr>
+          <m:t>8</m:t>
+        </m:r>
+      </m:oMath>
+      <w:r>
+        <w:rPr>
+          <w:rFonts w:ascii="Times New Roman" w:hAnsi="Times New Roman" w:eastAsia="宋体"/>
+          <w:b w:val="0"/>
+          <w:i w:val="0"/>
+          <w:color w:val="335533"/>
+          <w:sz w:val="19"/>
+        </w:rPr>
+        <w:t xml:space="preserve">；零点个数即 </w:t>
+      </w:r>
+      <m:oMath>
+        <m:r>
+          <m:rPr>
+            <m:rFonts m:ascii="Cambria Math" m:hAnsi="Cambria Math"/>
+            <m:i/>
+            <m:sty m:val="i"/>
+            <m:sz m:val="21"/>
+            <m:szCs m:val="21"/>
+          </m:rPr>
+          <m:t>y</m:t>
+        </m:r>
+        <m:r>
+          <m:rPr>
+            <m:rFonts m:ascii="Cambria Math" m:hAnsi="Cambria Math"/>
+            <m:sty m:val="p"/>
+            <m:sz m:val="21"/>
+            <m:szCs m:val="21"/>
+          </m:rPr>
+          <m:t>=f(</m:t>
+        </m:r>
+        <m:r>
+          <m:rPr>
+            <m:rFonts m:ascii="Cambria Math" m:hAnsi="Cambria Math"/>
+            <m:i/>
+            <m:sty m:val="i"/>
+            <m:sz m:val="21"/>
+            <m:szCs m:val="21"/>
+          </m:rPr>
+          <m:t>x</m:t>
+        </m:r>
+        <m:r>
+          <m:rPr>
+            <m:rFonts m:ascii="Cambria Math" m:hAnsi="Cambria Math"/>
+            <m:sty m:val="p"/>
+            <m:sz m:val="21"/>
+            <m:szCs m:val="21"/>
+          </m:rPr>
+          <m:t>)</m:t>
+        </m:r>
+      </m:oMath>
+      <w:r>
+        <w:rPr>
+          <w:rFonts w:ascii="Times New Roman" w:hAnsi="Times New Roman" w:eastAsia="宋体"/>
+          <w:b w:val="0"/>
+          <w:i w:val="0"/>
+          <w:color w:val="335533"/>
+          <w:sz w:val="19"/>
+        </w:rPr>
+        <w:t xml:space="preserve"> 与水平线 </w:t>
+      </w:r>
+      <m:oMath>
+        <m:r>
+          <m:rPr>
+            <m:rFonts m:ascii="Cambria Math" m:hAnsi="Cambria Math"/>
+            <m:i/>
+            <m:sty m:val="i"/>
+            <m:sz m:val="21"/>
+            <m:szCs m:val="21"/>
+          </m:rPr>
+          <m:t>y</m:t>
+        </m:r>
+        <m:r>
+          <m:rPr>
+            <m:rFonts m:ascii="Cambria Math" m:hAnsi="Cambria Math"/>
+            <m:sty m:val="p"/>
+            <m:sz m:val="21"/>
+            <m:szCs m:val="21"/>
+          </m:rPr>
+          <m:t>=</m:t>
+        </m:r>
+        <m:r>
+          <m:rPr>
+            <m:rFonts m:ascii="Cambria Math" m:hAnsi="Cambria Math"/>
+            <m:i/>
+            <m:sty m:val="i"/>
+            <m:sz m:val="21"/>
+            <m:szCs m:val="21"/>
+          </m:rPr>
+          <m:t>a</m:t>
+        </m:r>
+      </m:oMath>
+      <w:r>
+        <w:rPr>
+          <w:rFonts w:ascii="Times New Roman" w:hAnsi="Times New Roman" w:eastAsia="宋体"/>
+          <w:b w:val="0"/>
+          <w:i w:val="0"/>
+          <w:color w:val="335533"/>
+          <w:sz w:val="19"/>
+        </w:rPr>
+        <w:t xml:space="preserve"> 的交点数，</w:t>
+      </w:r>
+      <m:oMath>
+        <m:r>
+          <m:rPr>
+            <m:rFonts m:ascii="Cambria Math" m:hAnsi="Cambria Math"/>
+            <m:i/>
+            <m:sty m:val="i"/>
+            <m:sz m:val="21"/>
+            <m:szCs m:val="21"/>
+          </m:rPr>
+          <m:t>a</m:t>
+        </m:r>
+        <m:r>
+          <m:rPr>
+            <m:rFonts m:ascii="Cambria Math" m:hAnsi="Cambria Math"/>
+            <m:sty m:val="p"/>
+            <m:sz m:val="21"/>
+            <m:szCs m:val="21"/>
+          </m:rPr>
+          <m:t>=0</m:t>
+        </m:r>
+      </m:oMath>
+      <w:r>
+        <w:rPr>
+          <w:rFonts w:ascii="Times New Roman" w:hAnsi="Times New Roman" w:eastAsia="宋体"/>
+          <w:b w:val="0"/>
+          <w:i w:val="0"/>
+          <w:color w:val="335533"/>
+          <w:sz w:val="19"/>
+        </w:rPr>
+        <w:t xml:space="preserve"> 时交点最多，此时零点就是 </w:t>
+      </w:r>
+      <m:oMath>
+        <m:r>
+          <m:rPr>
+            <m:rFonts m:ascii="Cambria Math" m:hAnsi="Cambria Math"/>
+            <m:i/>
+            <m:sty m:val="i"/>
+            <m:sz m:val="21"/>
+            <m:szCs m:val="21"/>
+          </m:rPr>
+          <m:t>f</m:t>
+        </m:r>
+      </m:oMath>
+      <w:r>
+        <w:rPr>
+          <w:rFonts w:ascii="Times New Roman" w:hAnsi="Times New Roman" w:eastAsia="宋体"/>
+          <w:b w:val="0"/>
+          <w:i w:val="0"/>
+          <w:color w:val="335533"/>
+          <w:sz w:val="19"/>
+        </w:rPr>
+        <w:t xml:space="preserve"> 的零点。</w:t>
+      </w:r>
+    </w:p>
+    <w:p>
+      <w:pPr>
+        <w:spacing w:before="120" w:after="20" w:line="336" w:lineRule="auto"/>
+        <w:ind w:left="482" w:hanging="482"/>
+      </w:pPr>
+      <w:r>
+        <w:rPr>
+          <w:rFonts w:ascii="Times New Roman" w:hAnsi="Times New Roman" w:eastAsia="宋体"/>
+          <w:b/>
+          <w:i w:val="0"/>
+          <w:color w:val="1F3864"/>
+          <w:sz w:val="21"/>
+        </w:rPr>
+        <w:t>24．</w:t>
+      </w:r>
+      <w:r>
+        <w:rPr>
+          <w:rFonts w:ascii="Times New Roman" w:hAnsi="Times New Roman" w:eastAsia="宋体"/>
+          <w:b/>
+          <w:i w:val="0"/>
+          <w:color w:val="C00000"/>
+          <w:sz w:val="21"/>
+        </w:rPr>
+        <w:t>【答案】</w:t>
+      </w:r>
+      <m:oMath>
+        <m:r>
+          <m:rPr>
+            <m:rFonts m:ascii="Cambria Math" m:hAnsi="Cambria Math"/>
+            <m:sty m:val="p"/>
+            <m:sz m:val="21"/>
+            <m:szCs m:val="21"/>
+          </m:rPr>
+          <m:t>(-</m:t>
+        </m:r>
+        <m:f>
+          <m:fPr>
+            <m:type m:val="bar"/>
+          </m:fPr>
+          <m:num>
+            <m:r>
+              <m:rPr>
+                <m:rFonts m:ascii="Cambria Math" m:hAnsi="Cambria Math"/>
+                <m:sty m:val="p"/>
+                <m:sz m:val="21"/>
+                <m:szCs m:val="21"/>
+              </m:rPr>
+              <m:t>1</m:t>
+            </m:r>
+          </m:num>
+          <m:den>
+            <m:r>
+              <m:rPr>
+                <m:rFonts m:ascii="Cambria Math" m:hAnsi="Cambria Math"/>
+                <m:sty m:val="p"/>
+                <m:sz m:val="21"/>
+                <m:szCs m:val="21"/>
+              </m:rPr>
+              <m:t>505</m:t>
+            </m:r>
+          </m:den>
+        </m:f>
+        <m:r>
+          <m:rPr>
+            <m:rFonts m:ascii="Cambria Math" m:hAnsi="Cambria Math"/>
+            <m:sty m:val="p"/>
+            <m:sz m:val="21"/>
+            <m:szCs m:val="21"/>
+          </m:rPr>
+          <m:t>,</m:t>
+        </m:r>
+        <m:f>
+          <m:fPr>
+            <m:type m:val="bar"/>
+          </m:fPr>
+          <m:num>
+            <m:r>
+              <m:rPr>
+                <m:rFonts m:ascii="Cambria Math" m:hAnsi="Cambria Math"/>
+                <m:sty m:val="p"/>
+                <m:sz m:val="21"/>
+                <m:szCs m:val="21"/>
+              </m:rPr>
+              <m:t>1</m:t>
+            </m:r>
+          </m:num>
+          <m:den>
+            <m:r>
+              <m:rPr>
+                <m:rFonts m:ascii="Cambria Math" m:hAnsi="Cambria Math"/>
+                <m:sty m:val="p"/>
+                <m:sz m:val="21"/>
+                <m:szCs m:val="21"/>
+              </m:rPr>
+              <m:t>504</m:t>
+            </m:r>
+          </m:den>
+        </m:f>
+        <m:r>
+          <m:rPr>
+            <m:rFonts m:ascii="Cambria Math" m:hAnsi="Cambria Math"/>
+            <m:sty m:val="p"/>
+            <m:sz m:val="21"/>
+            <m:szCs m:val="21"/>
+          </m:rPr>
+          <m:t>)</m:t>
+        </m:r>
+      </m:oMath>
+    </w:p>
+    <w:p>
+      <w:pPr>
+        <w:spacing w:before="0" w:after="40" w:line="336" w:lineRule="auto"/>
+        <w:ind w:left="482"/>
+      </w:pPr>
+      <w:r>
+        <w:rPr>
+          <w:rFonts w:ascii="Times New Roman" w:hAnsi="Times New Roman" w:eastAsia="宋体"/>
+          <w:b w:val="0"/>
+          <w:i w:val="0"/>
+          <w:color w:val="808080"/>
+          <w:sz w:val="18"/>
+        </w:rPr>
+        <w:t>【来源】2024高中数学热点题型归纳完整解析版.pdf · M-T-065-V3 · 第 24 题</w:t>
+      </w:r>
+    </w:p>
+    <w:p>
+      <w:pPr>
+        <w:spacing w:before="0" w:after="80" w:line="336" w:lineRule="auto"/>
+        <w:ind w:left="482"/>
+      </w:pPr>
+      <w:r>
+        <w:rPr>
+          <w:rFonts w:ascii="Times New Roman" w:hAnsi="Times New Roman" w:eastAsia="宋体"/>
+          <w:b/>
+          <w:i w:val="0"/>
+          <w:color w:val="335533"/>
+          <w:sz w:val="19"/>
+        </w:rPr>
+        <w:t>【解析】</w:t>
+      </w:r>
+      <m:oMath>
+        <m:r>
+          <m:rPr>
+            <m:rFonts m:ascii="Cambria Math" m:hAnsi="Cambria Math"/>
+            <m:sty m:val="p"/>
+            <m:sz m:val="21"/>
+            <m:szCs m:val="21"/>
+          </m:rPr>
+          <m:t>f(</m:t>
+        </m:r>
+        <m:r>
+          <m:rPr>
+            <m:rFonts m:ascii="Cambria Math" m:hAnsi="Cambria Math"/>
+            <m:i/>
+            <m:sty m:val="i"/>
+            <m:sz m:val="21"/>
+            <m:szCs m:val="21"/>
+          </m:rPr>
+          <m:t>x</m:t>
+        </m:r>
+        <m:r>
+          <m:rPr>
+            <m:rFonts m:ascii="Cambria Math" m:hAnsi="Cambria Math"/>
+            <m:sty m:val="p"/>
+            <m:sz m:val="21"/>
+            <m:szCs m:val="21"/>
+          </m:rPr>
+          <m:t>+4)=f(</m:t>
+        </m:r>
+        <m:r>
+          <m:rPr>
+            <m:rFonts m:ascii="Cambria Math" m:hAnsi="Cambria Math"/>
+            <m:i/>
+            <m:sty m:val="i"/>
+            <m:sz m:val="21"/>
+            <m:szCs m:val="21"/>
+          </m:rPr>
+          <m:t>x</m:t>
+        </m:r>
+        <m:r>
+          <m:rPr>
+            <m:rFonts m:ascii="Cambria Math" m:hAnsi="Cambria Math"/>
+            <m:sty m:val="p"/>
+            <m:sz m:val="21"/>
+            <m:szCs m:val="21"/>
+          </m:rPr>
+          <m:t>)+</m:t>
+        </m:r>
+        <m:r>
+          <m:rPr>
+            <m:rFonts m:ascii="Cambria Math" m:hAnsi="Cambria Math"/>
+            <m:i/>
+            <m:sty m:val="i"/>
+            <m:sz m:val="21"/>
+            <m:szCs m:val="21"/>
+          </m:rPr>
+          <m:t>a</m:t>
+        </m:r>
+      </m:oMath>
+      <w:r>
+        <w:rPr>
+          <w:rFonts w:ascii="Times New Roman" w:hAnsi="Times New Roman" w:eastAsia="宋体"/>
+          <w:b w:val="0"/>
+          <w:i w:val="0"/>
+          <w:color w:val="335533"/>
+          <w:sz w:val="19"/>
+        </w:rPr>
+        <w:t xml:space="preserve"> 表明每 </w:t>
+      </w:r>
+      <m:oMath>
+        <m:r>
+          <m:rPr>
+            <m:rFonts m:ascii="Cambria Math" m:hAnsi="Cambria Math"/>
+            <m:sty m:val="p"/>
+            <m:sz m:val="21"/>
+            <m:szCs m:val="21"/>
+          </m:rPr>
+          <m:t>4</m:t>
+        </m:r>
+      </m:oMath>
+      <w:r>
+        <w:rPr>
+          <w:rFonts w:ascii="Times New Roman" w:hAnsi="Times New Roman" w:eastAsia="宋体"/>
+          <w:b w:val="0"/>
+          <w:i w:val="0"/>
+          <w:color w:val="335533"/>
+          <w:sz w:val="19"/>
+        </w:rPr>
+        <w:t xml:space="preserve"> 个单位重复一次形状并上下平移 </w:t>
+      </w:r>
+      <m:oMath>
+        <m:r>
+          <m:rPr>
+            <m:rFonts m:ascii="Cambria Math" m:hAnsi="Cambria Math"/>
+            <m:i/>
+            <m:sty m:val="i"/>
+            <m:sz m:val="21"/>
+            <m:szCs m:val="21"/>
+          </m:rPr>
+          <m:t>a</m:t>
+        </m:r>
+      </m:oMath>
+      <w:r>
+        <w:rPr>
+          <w:rFonts w:ascii="Times New Roman" w:hAnsi="Times New Roman" w:eastAsia="宋体"/>
+          <w:b w:val="0"/>
+          <w:i w:val="0"/>
+          <w:color w:val="335533"/>
+          <w:sz w:val="19"/>
+        </w:rPr>
+        <w:t xml:space="preserve">。水平线 </w:t>
+      </w:r>
+      <m:oMath>
+        <m:r>
+          <m:rPr>
+            <m:rFonts m:ascii="Cambria Math" m:hAnsi="Cambria Math"/>
+            <m:i/>
+            <m:sty m:val="i"/>
+            <m:sz m:val="21"/>
+            <m:szCs m:val="21"/>
+          </m:rPr>
+          <m:t>y</m:t>
+        </m:r>
+        <m:r>
+          <m:rPr>
+            <m:rFonts m:ascii="Cambria Math" m:hAnsi="Cambria Math"/>
+            <m:sty m:val="p"/>
+            <m:sz m:val="21"/>
+            <m:szCs m:val="21"/>
+          </m:rPr>
+          <m:t>=-</m:t>
+        </m:r>
+        <m:r>
+          <m:rPr>
+            <m:rFonts m:ascii="Cambria Math" m:hAnsi="Cambria Math"/>
+            <m:i/>
+            <m:sty m:val="i"/>
+            <m:sz m:val="21"/>
+            <m:szCs m:val="21"/>
+          </m:rPr>
+          <m:t>k</m:t>
+        </m:r>
+      </m:oMath>
+      <w:r>
+        <w:rPr>
+          <w:rFonts w:ascii="Times New Roman" w:hAnsi="Times New Roman" w:eastAsia="宋体"/>
+          <w:b w:val="0"/>
+          <w:i w:val="0"/>
+          <w:color w:val="335533"/>
+          <w:sz w:val="19"/>
+        </w:rPr>
+        <w:t xml:space="preserve"> 落在每个周期的 </w:t>
+      </w:r>
+      <m:oMath>
+        <m:r>
+          <m:rPr>
+            <m:rFonts m:ascii="Cambria Math" m:hAnsi="Cambria Math"/>
+            <m:sty m:val="p"/>
+            <m:sz m:val="21"/>
+            <m:szCs m:val="21"/>
+          </m:rPr>
+          <m:t>(1,2)</m:t>
+        </m:r>
+      </m:oMath>
+      <w:r>
+        <w:rPr>
+          <w:rFonts w:ascii="Times New Roman" w:hAnsi="Times New Roman" w:eastAsia="宋体"/>
+          <w:b w:val="0"/>
+          <w:i w:val="0"/>
+          <w:color w:val="335533"/>
+          <w:sz w:val="19"/>
+        </w:rPr>
+        <w:t xml:space="preserve"> 相对高度时，每周期恰 </w:t>
+      </w:r>
+      <m:oMath>
+        <m:r>
+          <m:rPr>
+            <m:rFonts m:ascii="Cambria Math" m:hAnsi="Cambria Math"/>
+            <m:sty m:val="p"/>
+            <m:sz m:val="21"/>
+            <m:szCs m:val="21"/>
+          </m:rPr>
+          <m:t>4</m:t>
+        </m:r>
+      </m:oMath>
+      <w:r>
+        <w:rPr>
+          <w:rFonts w:ascii="Times New Roman" w:hAnsi="Times New Roman" w:eastAsia="宋体"/>
+          <w:b w:val="0"/>
+          <w:i w:val="0"/>
+          <w:color w:val="335533"/>
+          <w:sz w:val="19"/>
+        </w:rPr>
+        <w:t xml:space="preserve"> 个交点；</w:t>
+      </w:r>
+      <m:oMath>
+        <m:r>
+          <m:rPr>
+            <m:rFonts m:ascii="Cambria Math" m:hAnsi="Cambria Math"/>
+            <m:sty m:val="p"/>
+            <m:sz m:val="21"/>
+            <m:szCs m:val="21"/>
+          </m:rPr>
+          <m:t>2021=505×4+1</m:t>
+        </m:r>
+      </m:oMath>
+      <w:r>
+        <w:rPr>
+          <w:rFonts w:ascii="Times New Roman" w:hAnsi="Times New Roman" w:eastAsia="宋体"/>
+          <w:b w:val="0"/>
+          <w:i w:val="0"/>
+          <w:color w:val="335533"/>
+          <w:sz w:val="19"/>
+        </w:rPr>
+        <w:t xml:space="preserve">，故最后 </w:t>
+      </w:r>
+      <m:oMath>
+        <m:r>
+          <m:rPr>
+            <m:rFonts m:ascii="Cambria Math" m:hAnsi="Cambria Math"/>
+            <m:sty m:val="p"/>
+            <m:sz m:val="21"/>
+            <m:szCs m:val="21"/>
+          </m:rPr>
+          <m:t>1</m:t>
+        </m:r>
+      </m:oMath>
+      <w:r>
+        <w:rPr>
+          <w:rFonts w:ascii="Times New Roman" w:hAnsi="Times New Roman" w:eastAsia="宋体"/>
+          <w:b w:val="0"/>
+          <w:i w:val="0"/>
+          <w:color w:val="335533"/>
+          <w:sz w:val="19"/>
+        </w:rPr>
+        <w:t xml:space="preserve"> 个交点须来自末尾的 </w:t>
+      </w:r>
+      <m:oMath>
+        <m:r>
+          <m:rPr>
+            <m:rFonts m:ascii="Cambria Math" m:hAnsi="Cambria Math"/>
+            <m:sty m:val="p"/>
+            <m:sz m:val="21"/>
+            <m:szCs m:val="21"/>
+          </m:rPr>
+          <m:t>\</m:t>
+        </m:r>
+        <m:r>
+          <m:rPr>
+            <m:rFonts m:ascii="Cambria Math" m:hAnsi="Cambria Math"/>
+            <m:i/>
+            <m:sty m:val="i"/>
+            <m:sz m:val="21"/>
+            <m:szCs m:val="21"/>
+          </m:rPr>
+          <m:t>frac</m:t>
+        </m:r>
+        <m:r>
+          <m:rPr>
+            <m:rFonts m:ascii="Cambria Math" m:hAnsi="Cambria Math"/>
+            <m:sty m:val="p"/>
+            <m:sz m:val="21"/>
+            <m:szCs m:val="21"/>
+          </m:rPr>
+          <m:t>14</m:t>
+        </m:r>
+      </m:oMath>
+      <w:r>
+        <w:rPr>
+          <w:rFonts w:ascii="Times New Roman" w:hAnsi="Times New Roman" w:eastAsia="宋体"/>
+          <w:b w:val="0"/>
+          <w:i w:val="0"/>
+          <w:color w:val="335533"/>
+          <w:sz w:val="19"/>
+        </w:rPr>
+        <w:t xml:space="preserve"> 个周期。</w:t>
       </w:r>
     </w:p>
     <w:sectPr>
